--- a/docx/cap-2-escaleta.docx
+++ b/docx/cap-2-escaleta.docx
@@ -165,10 +165,10 @@
         <w:rPr>
           <w:b/>
         </w:rPr>
-        <w:t>Magnus recibe el segundo trazo de la runa</w:t>
-      </w:r>
-      <w:r>
-        <w:t xml:space="preserve"> (la fuga se consuma en el Cap. 3).</w:t>
+        <w:t>Darius toma la decisión</w:t>
+      </w:r>
+      <w:r>
+        <w:t xml:space="preserve"> que aprieta a las tres casas (auditoría + concesión a los presos/Barro) → acelera el magnicidio del Cap. 3 y el repliegue de Aurelvar.</w:t>
       </w:r>
     </w:p>
     <w:p>
@@ -179,6 +179,34 @@
       </w:pPr>
       <w:r>
         <w:t xml:space="preserve">3. </w:t>
+      </w:r>
+      <w:r>
+        <w:rPr>
+          <w:b/>
+        </w:rPr>
+        <w:t>Magnus comprende la runa</w:t>
+      </w:r>
+      <w:r>
+        <w:t xml:space="preserve"> (le llega por entregas en las comidas) y empieza a </w:t>
+      </w:r>
+      <w:r>
+        <w:rPr>
+          <w:b/>
+        </w:rPr>
+        <w:t>tallársela en ambas palmas con las uñas</w:t>
+      </w:r>
+      <w:r>
+        <w:t>. Última conversación con su padre (el rey) — vista solo desde Magnus.</w:t>
+      </w:r>
+    </w:p>
+    <w:p>
+      <w:pPr>
+        <w:spacing w:after="120" w:line="360" w:lineRule="auto"/>
+        <w:ind w:firstLine="432"/>
+        <w:jc w:val="both"/>
+      </w:pPr>
+      <w:r>
+        <w:t xml:space="preserve">4. </w:t>
       </w:r>
       <w:r>
         <w:rPr>
@@ -196,35 +224,16 @@
         <w:t>asalto de los Hijos de la Horca</w:t>
       </w:r>
       <w:r>
-        <w:t xml:space="preserve"> + Iliana herida. (Adelantado aquí desde el Acto II.)</w:t>
-      </w:r>
-    </w:p>
-    <w:p>
-      <w:pPr>
-        <w:spacing w:after="120" w:line="360" w:lineRule="auto"/>
-        <w:ind w:firstLine="432"/>
-        <w:jc w:val="both"/>
-      </w:pPr>
-      <w:r>
-        <w:t xml:space="preserve">4. </w:t>
+        <w:t xml:space="preserve"> + Iliana herida + Seth descubre su </w:t>
       </w:r>
       <w:r>
         <w:rPr>
           <w:b/>
         </w:rPr>
-        <w:t>Adoral:</w:t>
-      </w:r>
-      <w:r>
-        <w:t xml:space="preserve"> el rey Darius toma una </w:t>
-      </w:r>
-      <w:r>
-        <w:rPr>
-          <w:b/>
-        </w:rPr>
-        <w:t>decisión que aprieta a las tres casas</w:t>
-      </w:r>
-      <w:r>
-        <w:t xml:space="preserve"> y acelera la conspiración regicida (que se consuma en el Cap. 3).</w:t>
+        <w:t>nombre</w:t>
+      </w:r>
+      <w:r>
+        <w:t>.</w:t>
       </w:r>
     </w:p>
     <w:p>
@@ -327,7 +336,7 @@
         <w:jc w:val="both"/>
       </w:pPr>
       <w:r>
-        <w:t>## 1. Orden de los POV (con cortes de tensión)</w:t>
+        <w:t>## 0 bis. Salto temporal — CANON del capítulo</w:t>
       </w:r>
     </w:p>
     <w:p>
@@ -337,13 +346,126 @@
         <w:jc w:val="both"/>
       </w:pPr>
       <w:r>
-        <w:t xml:space="preserve">Mantenemos los 6 POV, reordenados para montar una ola de tensión. La forma: </w:t>
+        <w:t xml:space="preserve">- Entre el Cap. 1 y el Cap. 2 transcurre un </w:t>
       </w:r>
       <w:r>
         <w:rPr>
           <w:b/>
         </w:rPr>
-        <w:t>cálido → semilla política → tensión → respiro político → clímax de acción → cierre emocional.</w:t>
+        <w:t>time skip de menos de dos semanas</w:t>
+      </w:r>
+      <w:r>
+        <w:t xml:space="preserve">, aplicable a </w:t>
+      </w:r>
+      <w:r>
+        <w:rPr>
+          <w:b/>
+        </w:rPr>
+        <w:t>todos los POV</w:t>
+      </w:r>
+      <w:r>
+        <w:t xml:space="preserve"> (Eloy, Adoral, Iliana, Hope, Magnus)…</w:t>
+      </w:r>
+    </w:p>
+    <w:p>
+      <w:pPr>
+        <w:spacing w:after="120" w:line="360" w:lineRule="auto"/>
+        <w:ind w:firstLine="432"/>
+        <w:jc w:val="both"/>
+      </w:pPr>
+      <w:r>
+        <w:t xml:space="preserve">- </w:t>
+      </w:r>
+      <w:r>
+        <w:rPr>
+          <w:b/>
+        </w:rPr>
+        <w:t>…excepto Seth.</w:t>
+      </w:r>
+      <w:r>
+        <w:t xml:space="preserve"> Seth cayó por la pendiente al final del Cap. 1 y </w:t>
+      </w:r>
+      <w:r>
+        <w:rPr>
+          <w:b/>
+        </w:rPr>
+        <w:t>cae en el camino de Iliana</w:t>
+      </w:r>
+      <w:r>
+        <w:t xml:space="preserve">; para él apenas ha pasado tiempo (sigue malherido de la caída). El salto temporal del resto es lo que </w:t>
+      </w:r>
+      <w:r>
+        <w:rPr>
+          <w:b/>
+        </w:rPr>
+        <w:t>permite que Iliana ya esté en ruta</w:t>
+      </w:r>
+      <w:r>
+        <w:t xml:space="preserve"> y se tope con él. El POV de Seth es el único «presente inmediato» del capítulo, lo que </w:t>
+      </w:r>
+      <w:r>
+        <w:rPr>
+          <w:b/>
+        </w:rPr>
+        <w:t>subraya su desconexión</w:t>
+      </w:r>
+      <w:r>
+        <w:t>: nadie sabe que despertó, y él ni siquiera sabe cuánto tiempo ha pasado.</w:t>
+      </w:r>
+    </w:p>
+    <w:p>
+      <w:pPr>
+        <w:spacing w:after="120" w:line="360" w:lineRule="auto"/>
+        <w:ind w:firstLine="432"/>
+        <w:jc w:val="both"/>
+      </w:pPr>
+      <w:r>
+        <w:t xml:space="preserve">- Usos concretos del skip: la runa de Magnus llega </w:t>
+      </w:r>
+      <w:r>
+        <w:rPr>
+          <w:b/>
+        </w:rPr>
+        <w:t>entrega a entrega durante esos días</w:t>
+      </w:r>
+      <w:r>
+        <w:t>; Iliana ya ha viajado; el rey ya ha promulgado y ejecutado su medida; a Hope ya le han «faltado» chicas.</w:t>
+      </w:r>
+    </w:p>
+    <w:p>
+      <w:pPr>
+        <w:spacing w:before="200" w:after="200"/>
+        <w:ind w:firstLine="0"/>
+        <w:jc w:val="center"/>
+      </w:pPr>
+      <w:r>
+        <w:t>* * *</w:t>
+      </w:r>
+    </w:p>
+    <w:p>
+      <w:pPr>
+        <w:spacing w:after="120" w:line="360" w:lineRule="auto"/>
+        <w:ind w:firstLine="432"/>
+        <w:jc w:val="both"/>
+      </w:pPr>
+      <w:r>
+        <w:t>## 1. Orden de los POV (definitivo)</w:t>
+      </w:r>
+    </w:p>
+    <w:p>
+      <w:pPr>
+        <w:spacing w:after="120" w:line="360" w:lineRule="auto"/>
+        <w:ind w:firstLine="432"/>
+        <w:jc w:val="both"/>
+      </w:pPr>
+      <w:r>
+        <w:t xml:space="preserve">Orden fijado por el autor: </w:t>
+      </w:r>
+      <w:r>
+        <w:rPr>
+          <w:b/>
+        </w:rPr>
+        <w:t>Eloy → Adoral → Iliana → Hope → Magnus → Seth.</w:t>
       </w:r>
     </w:p>
     <w:p>
@@ -382,7 +504,7 @@
         <w:t>Eloy</w:t>
       </w:r>
       <w:r>
-        <w:t xml:space="preserve"> | Cálido. Llega la carta de traslado. | En la decisión de marcharse, con Hope aún sin saberlo. |</w:t>
+        <w:t xml:space="preserve"> | Cálido. Llega la carta de traslado. Marca el time skip. | En la decisión de marcharse, con Hope aún sin saberlo. |</w:t>
       </w:r>
     </w:p>
     <w:p>
@@ -393,6 +515,72 @@
       </w:pPr>
       <w:r>
         <w:t xml:space="preserve">| 2 | </w:t>
+      </w:r>
+      <w:r>
+        <w:rPr>
+          <w:b/>
+        </w:rPr>
+        <w:t>Adoral (Darius)</w:t>
+      </w:r>
+      <w:r>
+        <w:t xml:space="preserve"> | Político. La decisión del rey y </w:t>
+      </w:r>
+      <w:r>
+        <w:rPr>
+          <w:b/>
+        </w:rPr>
+        <w:t>el entorno reaccionando</w:t>
+      </w:r>
+      <w:r>
+        <w:t xml:space="preserve"> a ella. | En una amenaza velada; la conspiración ya en marcha. |</w:t>
+      </w:r>
+    </w:p>
+    <w:p>
+      <w:pPr>
+        <w:spacing w:after="120" w:line="360" w:lineRule="auto"/>
+        <w:ind w:firstLine="432"/>
+        <w:jc w:val="both"/>
+      </w:pPr>
+      <w:r>
+        <w:t xml:space="preserve">| 3 | </w:t>
+      </w:r>
+      <w:r>
+        <w:rPr>
+          <w:b/>
+        </w:rPr>
+        <w:t>Iliana</w:t>
+      </w:r>
+      <w:r>
+        <w:t xml:space="preserve"> | Tensión. El viaje (el skip hecho ruta); encuentra a Seth. | En el filo del asalto (corte en seco). |</w:t>
+      </w:r>
+    </w:p>
+    <w:p>
+      <w:pPr>
+        <w:spacing w:after="120" w:line="360" w:lineRule="auto"/>
+        <w:ind w:firstLine="432"/>
+        <w:jc w:val="both"/>
+      </w:pPr>
+      <w:r>
+        <w:t xml:space="preserve">| 4 | </w:t>
+      </w:r>
+      <w:r>
+        <w:rPr>
+          <w:b/>
+        </w:rPr>
+        <w:t>Hope</w:t>
+      </w:r>
+      <w:r>
+        <w:t xml:space="preserve"> | Grieta de fe + siembra de la trata. | Melancólico; la empuja (con Eloy) hacia Adoral. |</w:t>
+      </w:r>
+    </w:p>
+    <w:p>
+      <w:pPr>
+        <w:spacing w:after="120" w:line="360" w:lineRule="auto"/>
+        <w:ind w:firstLine="432"/>
+        <w:jc w:val="both"/>
+      </w:pPr>
+      <w:r>
+        <w:t xml:space="preserve">| 5 | </w:t>
       </w:r>
       <w:r>
         <w:rPr>
@@ -401,7 +589,16 @@
         <w:t>Magnus</w:t>
       </w:r>
       <w:r>
-        <w:t xml:space="preserve"> | Semilla política. Llega el 2º trazo de runa. | En su obsesión por el símbolo que no entiende. |</w:t>
+        <w:t xml:space="preserve"> | Ternura trágica. Comprende y talla la runa; </w:t>
+      </w:r>
+      <w:r>
+        <w:rPr>
+          <w:b/>
+        </w:rPr>
+        <w:t>última conversación con el padre</w:t>
+      </w:r>
+      <w:r>
+        <w:t xml:space="preserve"> (solo desde Magnus). | En la runa grabada en la carne y la promesa interna. |</w:t>
       </w:r>
     </w:p>
     <w:p>
@@ -411,45 +608,7 @@
         <w:jc w:val="both"/>
       </w:pPr>
       <w:r>
-        <w:t xml:space="preserve">| 3 | </w:t>
-      </w:r>
-      <w:r>
-        <w:rPr>
-          <w:b/>
-        </w:rPr>
-        <w:t>Iliana</w:t>
-      </w:r>
-      <w:r>
-        <w:t xml:space="preserve"> | Tensión. Inicio del viaje; sombra política; encuentra a Seth. | Cuando los emboscan (corte en el filo del asalto). |</w:t>
-      </w:r>
-    </w:p>
-    <w:p>
-      <w:pPr>
-        <w:spacing w:after="120" w:line="360" w:lineRule="auto"/>
-        <w:ind w:firstLine="432"/>
-        <w:jc w:val="both"/>
-      </w:pPr>
-      <w:r>
-        <w:t xml:space="preserve">| 4 | </w:t>
-      </w:r>
-      <w:r>
-        <w:rPr>
-          <w:b/>
-        </w:rPr>
-        <w:t>Adoral (Darius)</w:t>
-      </w:r>
-      <w:r>
-        <w:t xml:space="preserve"> | Respiro político. El rey aprieta a las casas. | En una amenaza velada / la conspiración en marcha. |</w:t>
-      </w:r>
-    </w:p>
-    <w:p>
-      <w:pPr>
-        <w:spacing w:after="120" w:line="360" w:lineRule="auto"/>
-        <w:ind w:firstLine="432"/>
-        <w:jc w:val="both"/>
-      </w:pPr>
-      <w:r>
-        <w:t xml:space="preserve">| 5 | </w:t>
+        <w:t xml:space="preserve">| 6 | </w:t>
       </w:r>
       <w:r>
         <w:rPr>
@@ -458,7 +617,16 @@
         <w:t>Seth</w:t>
       </w:r>
       <w:r>
-        <w:t xml:space="preserve"> | Clímax de acción. El asalto desde su mirada; Iliana herida; cae protegiéndola. | En la violencia o el apagón de conciencia. |</w:t>
+        <w:t xml:space="preserve"> | Clímax de acción. Retoma el asalto; Iliana herida; el </w:t>
+      </w:r>
+      <w:r>
+        <w:rPr>
+          <w:b/>
+        </w:rPr>
+        <w:t>nombre</w:t>
+      </w:r>
+      <w:r>
+        <w:t>. | El nombre dicho; ambos malheridos, siguen juntos. |</w:t>
       </w:r>
     </w:p>
     <w:p>
@@ -468,16 +636,43 @@
         <w:jc w:val="both"/>
       </w:pPr>
       <w:r>
-        <w:t xml:space="preserve">| 6 | </w:t>
+        <w:t xml:space="preserve">&gt; </w:t>
       </w:r>
       <w:r>
         <w:rPr>
           <w:b/>
         </w:rPr>
-        <w:t>Hope</w:t>
-      </w:r>
-      <w:r>
-        <w:t xml:space="preserve"> | Cierre íntimo. Grieta de fe + siembra de la trata. | Melancólico; empuja a ambos hacia Adoral. Prepara el Acto II. |</w:t>
+        <w:t>Técnica de entrelazado (corte largo):</w:t>
+      </w:r>
+      <w:r>
+        <w:t xml:space="preserve"> el asalto se </w:t>
+      </w:r>
+      <w:r>
+        <w:rPr>
+          <w:b/>
+        </w:rPr>
+        <w:t>corta en el POV de Iliana (3)</w:t>
+      </w:r>
+      <w:r>
+        <w:t xml:space="preserve"> y </w:t>
+      </w:r>
+      <w:r>
+        <w:rPr>
+          <w:b/>
+        </w:rPr>
+        <w:t>no se resuelve hasta el POV de Seth (6)</w:t>
+      </w:r>
+      <w:r>
+        <w:t xml:space="preserve">. Entre medias pasan Hope (4) y Magnus (5): el lector aguanta la respiración durante dos POV. Exige que Hope y Magnus sean absorbentes (lo son). El capítulo cierra con un </w:t>
+      </w:r>
+      <w:r>
+        <w:rPr>
+          <w:b/>
+        </w:rPr>
+        <w:t>uno-dos</w:t>
+      </w:r>
+      <w:r>
+        <w:t>: ternura trágica (Magnus) → violencia y el nombre (Seth).</w:t>
       </w:r>
     </w:p>
     <w:p>
@@ -487,25 +682,35 @@
         <w:jc w:val="both"/>
       </w:pPr>
       <w:r>
+        <w:t>&gt;</w:t>
+      </w:r>
+    </w:p>
+    <w:p>
+      <w:pPr>
+        <w:spacing w:after="120" w:line="360" w:lineRule="auto"/>
+        <w:ind w:firstLine="432"/>
+        <w:jc w:val="both"/>
+      </w:pPr>
+      <w:r>
         <w:t xml:space="preserve">&gt; </w:t>
       </w:r>
       <w:r>
         <w:rPr>
           <w:b/>
         </w:rPr>
-        <w:t>Técnica de entrelazado:</w:t>
-      </w:r>
-      <w:r>
-        <w:t xml:space="preserve"> el corte de Iliana (3) en el filo del asalto se </w:t>
+        <w:t>Nota de refresco:</w:t>
+      </w:r>
+      <w:r>
+        <w:t xml:space="preserve"> como Adoral (2) y Magnus (5) quedan separados, la escena de la celda debe </w:t>
       </w:r>
       <w:r>
         <w:rPr>
           <w:b/>
         </w:rPr>
-        <w:t>retoma</w:t>
-      </w:r>
-      <w:r>
-        <w:t xml:space="preserve"> desde dentro en el POV de Seth (5). Entre medias, el respiro de Adoral (4) estira la tensión. El lector pasa el asalto esperándolo, luego lo vive por otros ojos.</w:t>
+        <w:t>recordar brevemente</w:t>
+      </w:r>
+      <w:r>
+        <w:t xml:space="preserve"> qué hizo el rey. Se resuelve solo: Darius se lo cuenta a Magnus; la propia conversación lo refresca.</w:t>
       </w:r>
     </w:p>
     <w:p>
@@ -554,7 +759,7 @@
         <w:t>Objetivo del POV:</w:t>
       </w:r>
       <w:r>
-        <w:t xml:space="preserve"> entregar el hito de la carta de traslado y convertirlo en conflicto emocional (irse = dejar Mildraugh, dejar a Hope, dejar a Gareth).</w:t>
+        <w:t xml:space="preserve"> entregar el hito de la carta de traslado y convertirlo en conflicto emocional (irse = dejar Mildraugh, dejar a Hope, dejar a Gareth). Marca que ha pasado tiempo desde el Cap. 1.</w:t>
       </w:r>
     </w:p>
     <w:p>
@@ -644,7 +849,13 @@
         <w:jc w:val="both"/>
       </w:pPr>
       <w:r>
-        <w:t xml:space="preserve">  5. El coste: Hope. Decide no decírselo aún / no sabe cómo.</w:t>
+        <w:t xml:space="preserve">  5. El coste: Hope. Decide no decírselo aún / no sabe cómo. </w:t>
+      </w:r>
+      <w:r>
+        <w:rPr>
+          <w:i/>
+        </w:rPr>
+        <w:t>(Se pagará en el POV 4, Hope.)</w:t>
       </w:r>
     </w:p>
     <w:p>
@@ -692,7 +903,7 @@
         <w:jc w:val="both"/>
       </w:pPr>
       <w:r>
-        <w:t>### POV 2 — MAGNUS · «el segundo trazo»</w:t>
+        <w:t>### POV 2 — ADORAL (DARIUS) · «la decisión»</w:t>
       </w:r>
     </w:p>
     <w:p>
@@ -711,7 +922,99 @@
         <w:t>Objetivo del POV:</w:t>
       </w:r>
       <w:r>
-        <w:t xml:space="preserve"> avanzar la fuga (2º trazo) y profundizar su método político (sembrar, escuchar, no pedir permiso).</w:t>
+        <w:t xml:space="preserve"> mostrar </w:t>
+      </w:r>
+      <w:r>
+        <w:rPr>
+          <w:b/>
+        </w:rPr>
+        <w:t>la decisión del rey y cómo el entorno reacciona</w:t>
+      </w:r>
+      <w:r>
+        <w:t xml:space="preserve"> a ella (NO contiene la conversación con Magnus; esa va en el POV 5). Es el POV político/coral de la medida. Carga la escena de la celda.</w:t>
+      </w:r>
+    </w:p>
+    <w:p>
+      <w:pPr>
+        <w:spacing w:after="120" w:line="360" w:lineRule="auto"/>
+        <w:ind w:firstLine="432"/>
+        <w:jc w:val="both"/>
+      </w:pPr>
+      <w:r>
+        <w:t xml:space="preserve">- </w:t>
+      </w:r>
+      <w:r>
+        <w:rPr>
+          <w:b/>
+        </w:rPr>
+        <w:t>Empalme con el Cap. 1:</w:t>
+      </w:r>
+      <w:r>
+        <w:t xml:space="preserve"> este POV es el </w:t>
+      </w:r>
+      <w:r>
+        <w:rPr>
+          <w:b/>
+        </w:rPr>
+        <w:t>«día siguiente»</w:t>
+      </w:r>
+      <w:r>
+        <w:t xml:space="preserve"> que el Cap. 1 dejó pendiente (Darius diciéndose cada noche «mañana bajaré a la celda»). Por fin </w:t>
+      </w:r>
+      <w:r>
+        <w:rPr>
+          <w:b/>
+        </w:rPr>
+        <w:t>actúa</w:t>
+      </w:r>
+      <w:r>
+        <w:t xml:space="preserve"> en vez de solo aguantar.</w:t>
+      </w:r>
+    </w:p>
+    <w:p>
+      <w:pPr>
+        <w:spacing w:after="120" w:line="360" w:lineRule="auto"/>
+        <w:ind w:firstLine="432"/>
+        <w:jc w:val="both"/>
+      </w:pPr>
+      <w:r>
+        <w:t xml:space="preserve">- </w:t>
+      </w:r>
+      <w:r>
+        <w:rPr>
+          <w:b/>
+        </w:rPr>
+        <w:t>Imagen de apertura (autor):</w:t>
+      </w:r>
+      <w:r>
+        <w:t xml:space="preserve"> Darius al </w:t>
+      </w:r>
+      <w:r>
+        <w:rPr>
+          <w:b/>
+        </w:rPr>
+        <w:t>amanecer en el balcón</w:t>
+      </w:r>
+      <w:r>
+        <w:t xml:space="preserve">, mirando toda </w:t>
+      </w:r>
+      <w:r>
+        <w:rPr>
+          <w:b/>
+        </w:rPr>
+        <w:t>la zona del Barro</w:t>
+      </w:r>
+      <w:r>
+        <w:t xml:space="preserve">, con </w:t>
+      </w:r>
+      <w:r>
+        <w:rPr>
+          <w:b/>
+        </w:rPr>
+        <w:t>la petición/carta de Magnus en la mano</w:t>
+      </w:r>
+      <w:r>
+        <w:t>. Misma composición que el Cap. 1 (el rey en la ventana mirando «la otra Adoral»), pero ahora el objeto en su mano marca que hoy es distinto: hoy va a actuar.</w:t>
       </w:r>
     </w:p>
     <w:p>
@@ -737,7 +1040,7 @@
         <w:jc w:val="both"/>
       </w:pPr>
       <w:r>
-        <w:t xml:space="preserve">  1. La rutina de la celda; lo que Magnus cuenta para «observar algo sin que otro decida qué significa».</w:t>
+        <w:t xml:space="preserve">  1. El balcón; el Barro al amanecer; la carta de Magnus en la mano. La decisión ya tomada dentro de él.</w:t>
       </w:r>
     </w:p>
     <w:p>
@@ -747,25 +1050,61 @@
         <w:jc w:val="both"/>
       </w:pPr>
       <w:r>
-        <w:t xml:space="preserve">  2. Llega el </w:t>
+        <w:t xml:space="preserve">  2. </w:t>
       </w:r>
       <w:r>
         <w:rPr>
           <w:b/>
         </w:rPr>
-        <w:t>segundo papel anónimo</w:t>
-      </w:r>
-      <w:r>
-        <w:t xml:space="preserve"> con un trazo nuevo. El símbolo empieza a insinuar una forma; aún no tiene sentido, pero ya </w:t>
+        <w:t>La medida (a + c):</w:t>
+      </w:r>
+      <w:r>
+        <w:t xml:space="preserve"> </w:t>
       </w:r>
       <w:r>
         <w:rPr>
           <w:b/>
         </w:rPr>
-        <w:t>no puede dejar de mirarlo</w:t>
-      </w:r>
-      <w:r>
-        <w:t xml:space="preserve"> (eco deliberado con la anomalía del relicario de Eloy).</w:t>
+        <w:t>auditoría de rutas y finanzas</w:t>
+      </w:r>
+      <w:r>
+        <w:t xml:space="preserve"> (golpea a Aurelvar: les mete inspectores en los libros → motivo y urgencia para </w:t>
+      </w:r>
+      <w:r>
+        <w:rPr>
+          <w:b/>
+        </w:rPr>
+        <w:t>replegar la financiación del convento y tapar la trata</w:t>
+      </w:r>
+      <w:r>
+        <w:t xml:space="preserve">) </w:t>
+      </w:r>
+      <w:r>
+        <w:rPr>
+          <w:b/>
+        </w:rPr>
+        <w:t>+</w:t>
+      </w:r>
+      <w:r>
+        <w:t xml:space="preserve"> una </w:t>
+      </w:r>
+      <w:r>
+        <w:rPr>
+          <w:b/>
+        </w:rPr>
+        <w:t>concesión hacia los presos/el Barro</w:t>
+      </w:r>
+      <w:r>
+        <w:t xml:space="preserve"> que nace de haber leído la petición de su hijo (toca a Magnus; asusta a las casas). Darius deja de «hacer las paces con lo insoportable»: su acto de gobierno </w:t>
+      </w:r>
+      <w:r>
+        <w:rPr>
+          <w:b/>
+        </w:rPr>
+        <w:t>es</w:t>
+      </w:r>
+      <w:r>
+        <w:t xml:space="preserve"> su acto moral — y su sentencia.</w:t>
       </w:r>
     </w:p>
     <w:p>
@@ -775,7 +1114,25 @@
         <w:jc w:val="both"/>
       </w:pPr>
       <w:r>
-        <w:t xml:space="preserve">  3. Interacción con el guardia de la cicatriz: Magnus planta otra semilla.</w:t>
+        <w:t xml:space="preserve">  3. </w:t>
+      </w:r>
+      <w:r>
+        <w:rPr>
+          <w:b/>
+        </w:rPr>
+        <w:t>El entorno reacciona:</w:t>
+      </w:r>
+      <w:r>
+        <w:t xml:space="preserve"> la corte, los funcionarios, las tres casas. Cendrel (político) ya conspira el magnicidio; Dravon (militar) calcula su traición; Aurelvar se repliega en privado. Mostrar el </w:t>
+      </w:r>
+      <w:r>
+        <w:rPr>
+          <w:i/>
+        </w:rPr>
+        <w:t>efecto</w:t>
+      </w:r>
+      <w:r>
+        <w:t xml:space="preserve"> de la medida en quienes rodean al rey, no un debate de sala como en el Cap. 1.</w:t>
       </w:r>
     </w:p>
     <w:p>
@@ -785,7 +1142,7 @@
         <w:jc w:val="both"/>
       </w:pPr>
       <w:r>
-        <w:t xml:space="preserve">  4. Chispa política: algo que oye (rumor del consejo, del descontento en los barrios) le confirma que el reino se tensa.</w:t>
+        <w:t xml:space="preserve">  4. Jerah Burdoun, leal, veterano — sin saber que la misión que ha firmado (la de Iliana) nace de fuera de la corona.</w:t>
       </w:r>
     </w:p>
     <w:p>
@@ -804,7 +1161,7 @@
         <w:t>Corte:</w:t>
       </w:r>
       <w:r>
-        <w:t xml:space="preserve"> Magnus memoriza el trazo; la promesa interna de no volver a pedir permiso para cambiar el mundo.</w:t>
+        <w:t xml:space="preserve"> amenaza velada; la conspiración en marcha, invisible para el rey. (El lector sospecha; no se confirma — ironía trágica «a medias». El magnicidio será shock en el Cap. 3.)</w:t>
       </w:r>
     </w:p>
     <w:p>
@@ -823,7 +1180,7 @@
         <w:t>Siembra:</w:t>
       </w:r>
       <w:r>
-        <w:t xml:space="preserve"> la runa por entregas; el Vidente mueve el hilo (oculto al lector).</w:t>
+        <w:t xml:space="preserve"> repliegue de Aurelvar (→ encubrimiento de Mildraugh); magnicidio del Cap. 3; la concesión a los presos que Magnus «leerá» como amor en el POV 5.</w:t>
       </w:r>
     </w:p>
     <w:p>
@@ -852,7 +1209,7 @@
         <w:t>Objetivo del POV:</w:t>
       </w:r>
       <w:r>
-        <w:t xml:space="preserve"> inicio del viaje, sombra política de la misión, y el encuentro con Seth. </w:t>
+        <w:t xml:space="preserve"> el viaje (el time skip hecho ruta), la sombra política de la misión, y el encuentro con Seth. </w:t>
       </w:r>
       <w:r>
         <w:rPr>
@@ -861,7 +1218,7 @@
         <w:t>No</w:t>
       </w:r>
       <w:r>
-        <w:t xml:space="preserve"> es compasión: es un encuentro entre dos desconocidos en tierra peligrosa.</w:t>
+        <w:t xml:space="preserve"> es compasión: dos desconocidos en tierra peligrosa.</w:t>
       </w:r>
     </w:p>
     <w:p>
@@ -887,7 +1244,7 @@
         <w:jc w:val="both"/>
       </w:pPr>
       <w:r>
-        <w:t xml:space="preserve">  1. Iliana parte de Adoral con la orden de Jerah Burdoun: escoltar al «activo» desde Mildraugh. El </w:t>
+        <w:t xml:space="preserve">  1. Iliana en ruta hacia Mildraugh con la orden de Jerah Burdoun: escoltar al «activo». El </w:t>
       </w:r>
       <w:r>
         <w:rPr>
@@ -916,7 +1273,7 @@
         <w:jc w:val="both"/>
       </w:pPr>
       <w:r>
-        <w:t xml:space="preserve">  3. En ruta: el cuerpo que recuerda el trauma (se tensa si algo se mueve a su espalda, calcula salidas).</w:t>
+        <w:t xml:space="preserve">  3. El cuerpo que recuerda el trauma (se tensa si algo se mueve a su espalda, calcula salidas).</w:t>
       </w:r>
     </w:p>
     <w:p>
@@ -976,10 +1333,16 @@
         <w:rPr>
           <w:b/>
         </w:rPr>
-        <w:t>Corte (TENSIÓN):</w:t>
-      </w:r>
-      <w:r>
-        <w:t xml:space="preserve"> el primer grito / la primera flecha. Se corta en seco.</w:t>
+        <w:t>Corte (TENSIÓN, largo):</w:t>
+      </w:r>
+      <w:r>
+        <w:t xml:space="preserve"> el primer grito / la primera flecha. Se corta en seco. </w:t>
+      </w:r>
+      <w:r>
+        <w:rPr>
+          <w:b/>
+        </w:rPr>
+        <w:t>No se resuelve hasta el POV 6 (Seth).</w:t>
       </w:r>
     </w:p>
     <w:p>
@@ -1008,7 +1371,7 @@
         <w:jc w:val="both"/>
       </w:pPr>
       <w:r>
-        <w:t>### POV 4 — ADORAL (DARIUS) · «la mano que aprieta»</w:t>
+        <w:t>### POV 4 — HOPE · «lo que falta»</w:t>
       </w:r>
     </w:p>
     <w:p>
@@ -1027,16 +1390,16 @@
         <w:t>Objetivo del POV:</w:t>
       </w:r>
       <w:r>
-        <w:t xml:space="preserve"> respiro político que, en realidad, carga la bomba del Cap. 3. El rey hace algo que </w:t>
+        <w:t xml:space="preserve"> ahondar la grieta de fe y </w:t>
       </w:r>
       <w:r>
         <w:rPr>
           <w:b/>
         </w:rPr>
-        <w:t>pone en cuerdas a las tres casas</w:t>
-      </w:r>
-      <w:r>
-        <w:t>.</w:t>
+        <w:t>sembrar la red de trata</w:t>
+      </w:r>
+      <w:r>
+        <w:t>; pagar la marcha de Eloy (sembrada en POV 1). Tono íntimo y melancólico.</w:t>
       </w:r>
     </w:p>
     <w:p>
@@ -1062,7 +1425,7 @@
         <w:jc w:val="both"/>
       </w:pPr>
       <w:r>
-        <w:t xml:space="preserve">  1. Darius, lúcido y cansado, cree que las instituciones pueden corregirse sin destruirlas.</w:t>
+        <w:t xml:space="preserve">  1. El convento tras la muerte del ave (Cap. 1): Hope reza, pero la pregunta ya no la suelta — ¿su fe la enseña a mirar el sufrimiento de frente o a apartar la mirada?</w:t>
       </w:r>
     </w:p>
     <w:p>
@@ -1078,37 +1441,56 @@
         <w:rPr>
           <w:b/>
         </w:rPr>
-        <w:t>La decisión:</w:t>
-      </w:r>
-      <w:r>
-        <w:t xml:space="preserve"> el rey toma una medida que aprieta a las casas. (Ver §3 — opciones de qué es exactamente.) El golpe recae con fuerza sobre </w:t>
+        <w:t>La siembra de la trata:</w:t>
+      </w:r>
+      <w:r>
+        <w:t xml:space="preserve"> </w:t>
       </w:r>
       <w:r>
         <w:rPr>
           <w:b/>
         </w:rPr>
-        <w:t>Aurelvar</w:t>
-      </w:r>
-      <w:r>
-        <w:t xml:space="preserve"> (económico): es lo que les da motivo para </w:t>
+        <w:t>faltan chicas.</w:t>
+      </w:r>
+      <w:r>
+        <w:t xml:space="preserve"> Una (o varias) de las acogidas ha «partido» con una explicación que no cuadra; la hermana superiora lo normaliza con un discurso de disciplina y gratitud a los benefactores. Hope lo </w:t>
+      </w:r>
+      <w:r>
+        <w:rPr>
+          <w:i/>
+        </w:rPr>
+        <w:t>siente</w:t>
+      </w:r>
+      <w:r>
+        <w:t xml:space="preserve"> raro antes de poder nombrarlo.</w:t>
+      </w:r>
+    </w:p>
+    <w:p>
+      <w:pPr>
+        <w:spacing w:after="120" w:line="360" w:lineRule="auto"/>
+        <w:ind w:firstLine="432"/>
+        <w:jc w:val="both"/>
+      </w:pPr>
+      <w:r>
+        <w:t xml:space="preserve">  3. Los </w:t>
       </w:r>
       <w:r>
         <w:rPr>
           <w:b/>
         </w:rPr>
-        <w:t>replegar su financiación del convento</w:t>
-      </w:r>
-      <w:r>
-        <w:t xml:space="preserve"> y empezar a </w:t>
+        <w:t>benefactores Aurelvar</w:t>
+      </w:r>
+      <w:r>
+        <w:t xml:space="preserve"> (elefante, Misael) visitan o escriben; la superiora cambia de actitud por el </w:t>
       </w:r>
       <w:r>
         <w:rPr>
           <w:b/>
         </w:rPr>
-        <w:t>tapar la red de trata</w:t>
-      </w:r>
-      <w:r>
-        <w:t xml:space="preserve"> antes de que algo la destape.</w:t>
+        <w:t>repliegue de financiación</w:t>
+      </w:r>
+      <w:r>
+        <w:t xml:space="preserve"> (eco mudo del POV 2 de Adoral).</w:t>
       </w:r>
     </w:p>
     <w:p>
@@ -1118,17 +1500,16 @@
         <w:jc w:val="both"/>
       </w:pPr>
       <w:r>
-        <w:t xml:space="preserve">  3. Reacción de las casas: Cendrel (político) ya conspira el magnicidio; Dravon (militar) calcula su propia traición; Aurelvar aún no fija posición públicamente, pero en privado se repliega.</w:t>
-      </w:r>
-    </w:p>
-    <w:p>
-      <w:pPr>
-        <w:spacing w:after="120" w:line="360" w:lineRule="auto"/>
-        <w:ind w:firstLine="432"/>
-        <w:jc w:val="both"/>
-      </w:pPr>
-      <w:r>
-        <w:t xml:space="preserve">  4. Jerah Burdoun presente, leal, veterano — sin saber que la misión que ha firmado (la de Iliana) nace de fuera de la corona.</w:t>
+        <w:t xml:space="preserve">  4. </w:t>
+      </w:r>
+      <w:r>
+        <w:rPr>
+          <w:b/>
+        </w:rPr>
+        <w:t>Eloy se marcha:</w:t>
+      </w:r>
+      <w:r>
+        <w:t xml:space="preserve"> Hope se entera / lo intuye. La noticia la golpea justo cuando su mundo espiritual se agrieta. Dos pérdidas a la vez: la certeza y el amigo.</w:t>
       </w:r>
     </w:p>
     <w:p>
@@ -1147,7 +1528,7 @@
         <w:t>Corte:</w:t>
       </w:r>
       <w:r>
-        <w:t xml:space="preserve"> una amenaza velada; la conspiración ya en marcha, invisible para el rey.</w:t>
+        <w:t xml:space="preserve"> melancólico. Hope decide algo que la pondrá, con Eloy, rumbo a Adoral (semilla del Acto II). El relicario reparado en la mano — lo único entero que le queda.</w:t>
       </w:r>
     </w:p>
     <w:p>
@@ -1166,7 +1547,995 @@
         <w:t>Siembra:</w:t>
       </w:r>
       <w:r>
-        <w:t xml:space="preserve"> motivo del repliegue de Aurelvar (justifica la trata y el futuro ataque como </w:t>
+        <w:t xml:space="preserve"> red de trata; el relicario como objeto-eco; Hope y Eloy hacia Adoral.</w:t>
+      </w:r>
+    </w:p>
+    <w:p>
+      <w:pPr>
+        <w:spacing w:after="120" w:line="360" w:lineRule="auto"/>
+        <w:ind w:firstLine="432"/>
+        <w:jc w:val="both"/>
+      </w:pPr>
+      <w:r>
+        <w:t>### POV 5 — MAGNUS · «la runa y el padre»</w:t>
+      </w:r>
+    </w:p>
+    <w:p>
+      <w:pPr>
+        <w:spacing w:after="120" w:line="360" w:lineRule="auto"/>
+        <w:ind w:firstLine="432"/>
+        <w:jc w:val="both"/>
+      </w:pPr>
+      <w:r>
+        <w:t xml:space="preserve">- </w:t>
+      </w:r>
+      <w:r>
+        <w:rPr>
+          <w:b/>
+        </w:rPr>
+        <w:t>Objetivo del POV:</w:t>
+      </w:r>
+      <w:r>
+        <w:t xml:space="preserve"> comprender y tallar la runa; vivir la </w:t>
+      </w:r>
+      <w:r>
+        <w:rPr>
+          <w:b/>
+        </w:rPr>
+        <w:t>última conversación con el padre</w:t>
+      </w:r>
+      <w:r>
+        <w:t xml:space="preserve"> desde dentro de Magnus. Humanizarlo (no mártir plano) y </w:t>
+      </w:r>
+      <w:r>
+        <w:rPr>
+          <w:b/>
+        </w:rPr>
+        <w:t>preparar el detonante de la fuga</w:t>
+      </w:r>
+      <w:r>
+        <w:t xml:space="preserve"> del Cap. 3.</w:t>
+      </w:r>
+    </w:p>
+    <w:p>
+      <w:pPr>
+        <w:spacing w:after="120" w:line="360" w:lineRule="auto"/>
+        <w:ind w:firstLine="432"/>
+        <w:jc w:val="both"/>
+      </w:pPr>
+      <w:r>
+        <w:t xml:space="preserve">- </w:t>
+      </w:r>
+      <w:r>
+        <w:rPr>
+          <w:b/>
+        </w:rPr>
+        <w:t>La runa (mecanismo CANON):</w:t>
+      </w:r>
+    </w:p>
+    <w:p>
+      <w:pPr>
+        <w:spacing w:after="120" w:line="360" w:lineRule="auto"/>
+        <w:ind w:firstLine="432"/>
+        <w:jc w:val="both"/>
+      </w:pPr>
+      <w:r>
+        <w:t xml:space="preserve">  1. Los trazos le llegan </w:t>
+      </w:r>
+      <w:r>
+        <w:rPr>
+          <w:b/>
+        </w:rPr>
+        <w:t>en las comidas, día tras día</w:t>
+      </w:r>
+      <w:r>
+        <w:t xml:space="preserve"> durante el time skip. El primero (Cap. 1) le fue indiferente «por carecer de sentido».</w:t>
+      </w:r>
+    </w:p>
+    <w:p>
+      <w:pPr>
+        <w:spacing w:after="120" w:line="360" w:lineRule="auto"/>
+        <w:ind w:firstLine="432"/>
+        <w:jc w:val="both"/>
+      </w:pPr>
+      <w:r>
+        <w:t xml:space="preserve">  2. A lo largo de los días, </w:t>
+      </w:r>
+      <w:r>
+        <w:rPr>
+          <w:b/>
+        </w:rPr>
+        <w:t>comprende</w:t>
+      </w:r>
+      <w:r>
+        <w:t xml:space="preserve"> que los trazos forman una runa.</w:t>
+      </w:r>
+    </w:p>
+    <w:p>
+      <w:pPr>
+        <w:spacing w:after="120" w:line="360" w:lineRule="auto"/>
+        <w:ind w:firstLine="432"/>
+        <w:jc w:val="both"/>
+      </w:pPr>
+      <w:r>
+        <w:t xml:space="preserve">  3. Empieza a </w:t>
+      </w:r>
+      <w:r>
+        <w:rPr>
+          <w:b/>
+        </w:rPr>
+        <w:t>tallársela en ambas palmas con sus propias uñas, rasgándose la piel.</w:t>
+      </w:r>
+      <w:r>
+        <w:t xml:space="preserve"> De ahí las </w:t>
+      </w:r>
+      <w:r>
+        <w:rPr>
+          <w:b/>
+        </w:rPr>
+        <w:t>«runas cicatrizadas»</w:t>
+      </w:r>
+      <w:r>
+        <w:t xml:space="preserve"> con las que huirá. </w:t>
+      </w:r>
+      <w:r>
+        <w:rPr>
+          <w:i/>
+        </w:rPr>
+        <w:t>(El Vidente provee los trazos — §4; el momento y la carne son de Magnus.)</w:t>
+      </w:r>
+    </w:p>
+    <w:p>
+      <w:pPr>
+        <w:spacing w:after="120" w:line="360" w:lineRule="auto"/>
+        <w:ind w:firstLine="432"/>
+        <w:jc w:val="both"/>
+      </w:pPr>
+      <w:r>
+        <w:t xml:space="preserve">  4. Para el final del POV la runa está (o casi) </w:t>
+      </w:r>
+      <w:r>
+        <w:rPr>
+          <w:b/>
+        </w:rPr>
+        <w:t>grabada en su carne</w:t>
+      </w:r>
+      <w:r>
+        <w:t xml:space="preserve">, pero </w:t>
+      </w:r>
+      <w:r>
+        <w:rPr>
+          <w:b/>
+        </w:rPr>
+        <w:t>le falta el detonante para usarla</w:t>
+      </w:r>
+      <w:r>
+        <w:t xml:space="preserve">. Ese detonante llega en el Cap. 3: </w:t>
+      </w:r>
+      <w:r>
+        <w:rPr>
+          <w:b/>
+        </w:rPr>
+        <w:t>la muerte de su padre.</w:t>
+      </w:r>
+    </w:p>
+    <w:p>
+      <w:pPr>
+        <w:spacing w:after="120" w:line="360" w:lineRule="auto"/>
+        <w:ind w:firstLine="432"/>
+        <w:jc w:val="both"/>
+      </w:pPr>
+      <w:r>
+        <w:t xml:space="preserve">- </w:t>
+      </w:r>
+      <w:r>
+        <w:rPr>
+          <w:b/>
+        </w:rPr>
+        <w:t>La conversación padre-hijo (CANON, 100% desde el POV de Magnus):</w:t>
+      </w:r>
+    </w:p>
+    <w:p>
+      <w:pPr>
+        <w:spacing w:after="120" w:line="360" w:lineRule="auto"/>
+        <w:ind w:firstLine="432"/>
+        <w:jc w:val="both"/>
+      </w:pPr>
+      <w:r>
+        <w:t xml:space="preserve">  1. </w:t>
+      </w:r>
+      <w:r>
+        <w:rPr>
+          <w:b/>
+        </w:rPr>
+        <w:t>Darius baja a la celda.</w:t>
+      </w:r>
+      <w:r>
+        <w:t xml:space="preserve"> Lo vemos llegar por los ojos de Magnus; el rey es algo opaco para el lector aquí (no entramos en su cabeza) → ternura contenida, misterio.</w:t>
+      </w:r>
+    </w:p>
+    <w:p>
+      <w:pPr>
+        <w:spacing w:after="120" w:line="360" w:lineRule="auto"/>
+        <w:ind w:firstLine="432"/>
+        <w:jc w:val="both"/>
+      </w:pPr>
+      <w:r>
+        <w:t xml:space="preserve">  2. Darius le cuenta </w:t>
+      </w:r>
+      <w:r>
+        <w:rPr>
+          <w:b/>
+        </w:rPr>
+        <w:t>lo que ha hecho</w:t>
+      </w:r>
+      <w:r>
+        <w:t xml:space="preserve">: la auditoría, la concesión a los presos, las medidas por el Barro. Es decir, </w:t>
+      </w:r>
+      <w:r>
+        <w:rPr>
+          <w:b/>
+        </w:rPr>
+        <w:t>demuestra su amor con actos</w:t>
+      </w:r>
+      <w:r>
+        <w:t xml:space="preserve">, no con palabras — porque </w:t>
+      </w:r>
+      <w:r>
+        <w:rPr>
+          <w:i/>
+        </w:rPr>
+        <w:t>no puede</w:t>
+      </w:r>
+      <w:r>
+        <w:t xml:space="preserve"> decirle la verdad del parentesco (§9: la revelación se reserva). Ama en el único idioma que la jaula permite: gobernando hacia donde su hijo le señaló.</w:t>
+      </w:r>
+    </w:p>
+    <w:p>
+      <w:pPr>
+        <w:spacing w:after="120" w:line="360" w:lineRule="auto"/>
+        <w:ind w:firstLine="432"/>
+        <w:jc w:val="both"/>
+      </w:pPr>
+      <w:r>
+        <w:t xml:space="preserve">  3. </w:t>
+      </w:r>
+      <w:r>
+        <w:rPr>
+          <w:b/>
+        </w:rPr>
+        <w:t>Magnus hace las paces</w:t>
+      </w:r>
+      <w:r>
+        <w:t xml:space="preserve"> internamente: entiende que su padre-rey no es el enemigo, que </w:t>
+      </w:r>
+      <w:r>
+        <w:rPr>
+          <w:i/>
+        </w:rPr>
+        <w:t>trata de hacer lo mejor</w:t>
+      </w:r>
+      <w:r>
+        <w:t xml:space="preserve">, aunque no se lo diga. </w:t>
+      </w:r>
+      <w:r>
+        <w:rPr>
+          <w:b/>
+        </w:rPr>
+        <w:t>Ninguno de los dos nombra el vínculo.</w:t>
+      </w:r>
+      <w:r>
+        <w:t xml:space="preserve"> El amor queda en el subtexto.</w:t>
+      </w:r>
+    </w:p>
+    <w:p>
+      <w:pPr>
+        <w:spacing w:after="120" w:line="360" w:lineRule="auto"/>
+        <w:ind w:firstLine="432"/>
+        <w:jc w:val="both"/>
+      </w:pPr>
+      <w:r>
+        <w:t xml:space="preserve">  4. El lector (que por el Cap. 1 </w:t>
+      </w:r>
+      <w:r>
+        <w:rPr>
+          <w:b/>
+        </w:rPr>
+        <w:t>sí</w:t>
+      </w:r>
+      <w:r>
+        <w:t xml:space="preserve"> sabe que son padre e hijo) lee una escena de amor filial que los personajes no pueden nombrar → ironía dramática. Y queda retroactivamente desgarradora tras el Cap. 3: fue la última vez.</w:t>
+      </w:r>
+    </w:p>
+    <w:p>
+      <w:pPr>
+        <w:spacing w:after="120" w:line="360" w:lineRule="auto"/>
+        <w:ind w:firstLine="432"/>
+        <w:jc w:val="both"/>
+      </w:pPr>
+      <w:r>
+        <w:t xml:space="preserve">- </w:t>
+      </w:r>
+      <w:r>
+        <w:rPr>
+          <w:b/>
+        </w:rPr>
+        <w:t>Corte:</w:t>
+      </w:r>
+      <w:r>
+        <w:t xml:space="preserve"> la runa en la carne; la promesa interna («si salgo, no vuelvo a pedir permiso para cambiar el mundo»); la paz silenciosa con el padre. Todo listo para que la muerte de Darius (Cap. 3) lo encienda.</w:t>
+      </w:r>
+    </w:p>
+    <w:p>
+      <w:pPr>
+        <w:spacing w:after="120" w:line="360" w:lineRule="auto"/>
+        <w:ind w:firstLine="432"/>
+        <w:jc w:val="both"/>
+      </w:pPr>
+      <w:r>
+        <w:t xml:space="preserve">- </w:t>
+      </w:r>
+      <w:r>
+        <w:rPr>
+          <w:b/>
+        </w:rPr>
+        <w:t>Siembra:</w:t>
+      </w:r>
+      <w:r>
+        <w:t xml:space="preserve"> fuga del Cap. 3 (runa grabada + detonante = muerte del padre); la revelación del parentesco sigue reservada.</w:t>
+      </w:r>
+    </w:p>
+    <w:p>
+      <w:pPr>
+        <w:spacing w:after="120" w:line="360" w:lineRule="auto"/>
+        <w:ind w:firstLine="432"/>
+        <w:jc w:val="both"/>
+      </w:pPr>
+      <w:r>
+        <w:t>### POV 6 — SETH · «el nombre»</w:t>
+      </w:r>
+    </w:p>
+    <w:p>
+      <w:pPr>
+        <w:spacing w:after="120" w:line="360" w:lineRule="auto"/>
+        <w:ind w:firstLine="432"/>
+        <w:jc w:val="both"/>
+      </w:pPr>
+      <w:r>
+        <w:t xml:space="preserve">- </w:t>
+      </w:r>
+      <w:r>
+        <w:rPr>
+          <w:b/>
+        </w:rPr>
+        <w:t>Objetivo del POV:</w:t>
+      </w:r>
+      <w:r>
+        <w:t xml:space="preserve"> retomar el asalto desde dentro (resolver el corte de Iliana); mostrar la bondad imprudente de Seth; que caiga protegiendo; y entregar su </w:t>
+      </w:r>
+      <w:r>
+        <w:rPr>
+          <w:b/>
+        </w:rPr>
+        <w:t>nombre</w:t>
+      </w:r>
+      <w:r>
+        <w:t xml:space="preserve"> sin romper la amnesia. Único POV sin time skip.</w:t>
+      </w:r>
+    </w:p>
+    <w:p>
+      <w:pPr>
+        <w:spacing w:after="120" w:line="360" w:lineRule="auto"/>
+        <w:ind w:firstLine="432"/>
+        <w:jc w:val="both"/>
+      </w:pPr>
+      <w:r>
+        <w:t xml:space="preserve">- </w:t>
+      </w:r>
+      <w:r>
+        <w:rPr>
+          <w:b/>
+        </w:rPr>
+        <w:t>Beats:</w:t>
+      </w:r>
+    </w:p>
+    <w:p>
+      <w:pPr>
+        <w:spacing w:after="120" w:line="360" w:lineRule="auto"/>
+        <w:ind w:firstLine="432"/>
+        <w:jc w:val="both"/>
+      </w:pPr>
+      <w:r>
+        <w:t xml:space="preserve">  1. Retoma el asalto (corte de Iliana, POV 3) desde la mirada de Seth: desorientado, recién salido de la segunda «muerte», sin memoria, en medio de la violencia de los Hijos de la Horca.</w:t>
+      </w:r>
+    </w:p>
+    <w:p>
+      <w:pPr>
+        <w:spacing w:after="120" w:line="360" w:lineRule="auto"/>
+        <w:ind w:firstLine="432"/>
+        <w:jc w:val="both"/>
+      </w:pPr>
+      <w:r>
+        <w:t xml:space="preserve">  2. </w:t>
+      </w:r>
+      <w:r>
+        <w:rPr>
+          <w:b/>
+        </w:rPr>
+        <w:t>El gesto que lo define:</w:t>
+      </w:r>
+      <w:r>
+        <w:t xml:space="preserve"> no suplica, no huye — </w:t>
+      </w:r>
+      <w:r>
+        <w:rPr>
+          <w:b/>
+        </w:rPr>
+        <w:t>se interpone</w:t>
+      </w:r>
+      <w:r>
+        <w:t xml:space="preserve"> (por Iliana o por un tercero indefenso). Bondad imprudente: «demasiado blando para un mundo fuerte».</w:t>
+      </w:r>
+    </w:p>
+    <w:p>
+      <w:pPr>
+        <w:spacing w:after="120" w:line="360" w:lineRule="auto"/>
+        <w:ind w:firstLine="432"/>
+        <w:jc w:val="both"/>
+      </w:pPr>
+      <w:r>
+        <w:t xml:space="preserve">  3. Cae herido / pierde la conciencia en el acto.</w:t>
+      </w:r>
+    </w:p>
+    <w:p>
+      <w:pPr>
+        <w:spacing w:after="120" w:line="360" w:lineRule="auto"/>
+        <w:ind w:firstLine="432"/>
+        <w:jc w:val="both"/>
+      </w:pPr>
+      <w:r>
+        <w:t xml:space="preserve">  4. </w:t>
+      </w:r>
+      <w:r>
+        <w:rPr>
+          <w:b/>
+        </w:rPr>
+        <w:t>Interludio de inconsciencia:</w:t>
+      </w:r>
+      <w:r>
+        <w:t xml:space="preserve"> fragmentos. Iliana le pone un </w:t>
+      </w:r>
+      <w:r>
+        <w:rPr>
+          <w:b/>
+        </w:rPr>
+        <w:t>nombre provisional</w:t>
+      </w:r>
+      <w:r>
+        <w:t xml:space="preserve"> (práctico, de soldado) para no cargar a un desconocido sin nombre.</w:t>
+      </w:r>
+    </w:p>
+    <w:p>
+      <w:pPr>
+        <w:spacing w:after="120" w:line="360" w:lineRule="auto"/>
+        <w:ind w:firstLine="432"/>
+        <w:jc w:val="both"/>
+      </w:pPr>
+      <w:r>
+        <w:t xml:space="preserve">  5. </w:t>
+      </w:r>
+      <w:r>
+        <w:rPr>
+          <w:b/>
+        </w:rPr>
+        <w:t>Al despertar (final del POV):</w:t>
+      </w:r>
+      <w:r>
+        <w:t xml:space="preserve"> Seth </w:t>
+      </w:r>
+      <w:r>
+        <w:rPr>
+          <w:b/>
+        </w:rPr>
+        <w:t>rectifica</w:t>
+      </w:r>
+      <w:r>
+        <w:t xml:space="preserve"> — _«No. Seth.»_ — una certeza cuyo origen </w:t>
+      </w:r>
+      <w:r>
+        <w:rPr>
+          <w:b/>
+        </w:rPr>
+        <w:t>ni él conoce</w:t>
+      </w:r>
+      <w:r>
+        <w:t>. Primer fragmento que regresa del otro lado de la amnesia, sin rostro ni recuerdo. Misterio intacto (¿suyo?, ¿eco del ciclo?, ¿de otro?). No rompe la amnesia.</w:t>
+      </w:r>
+    </w:p>
+    <w:p>
+      <w:pPr>
+        <w:spacing w:after="120" w:line="360" w:lineRule="auto"/>
+        <w:ind w:firstLine="432"/>
+        <w:jc w:val="both"/>
+      </w:pPr>
+      <w:r>
+        <w:t xml:space="preserve">  6. Iliana, también herida, no se lo lleva por lástima: se lo lleva porque </w:t>
+      </w:r>
+      <w:r>
+        <w:rPr>
+          <w:b/>
+        </w:rPr>
+        <w:t>no entiende lo que acaba de ver</w:t>
+      </w:r>
+      <w:r>
+        <w:t xml:space="preserve"> (alguien que elige quedarse por otro). Se lo lleva como quien se lleva </w:t>
+      </w:r>
+      <w:r>
+        <w:rPr>
+          <w:b/>
+        </w:rPr>
+        <w:t>una pregunta sin responder</w:t>
+      </w:r>
+      <w:r>
+        <w:t xml:space="preserve"> — eco de Seth persiguiendo a la urraca en el Cap. 1.</w:t>
+      </w:r>
+    </w:p>
+    <w:p>
+      <w:pPr>
+        <w:spacing w:after="120" w:line="360" w:lineRule="auto"/>
+        <w:ind w:firstLine="432"/>
+        <w:jc w:val="both"/>
+      </w:pPr>
+      <w:r>
+        <w:t xml:space="preserve">- </w:t>
+      </w:r>
+      <w:r>
+        <w:rPr>
+          <w:b/>
+        </w:rPr>
+        <w:t>Corte:</w:t>
+      </w:r>
+      <w:r>
+        <w:t xml:space="preserve"> el nombre dicho en voz alta; ambos malheridos, la decisión de seguir juntos hacia Mildraugh. (La llegada y la masacre = Acto II.)</w:t>
+      </w:r>
+    </w:p>
+    <w:p>
+      <w:pPr>
+        <w:spacing w:after="120" w:line="360" w:lineRule="auto"/>
+        <w:ind w:firstLine="432"/>
+        <w:jc w:val="both"/>
+      </w:pPr>
+      <w:r>
+        <w:t xml:space="preserve">- </w:t>
+      </w:r>
+      <w:r>
+        <w:rPr>
+          <w:b/>
+        </w:rPr>
+        <w:t>Siembra:</w:t>
+      </w:r>
+      <w:r>
+        <w:t xml:space="preserve"> encuentro Seth–Iliana canónico; nombre de Seth; Iliana herida (continúa en Acto II).</w:t>
+      </w:r>
+    </w:p>
+    <w:p>
+      <w:pPr>
+        <w:spacing w:before="200" w:after="200"/>
+        <w:ind w:firstLine="0"/>
+        <w:jc w:val="center"/>
+      </w:pPr>
+      <w:r>
+        <w:t>* * *</w:t>
+      </w:r>
+    </w:p>
+    <w:p>
+      <w:pPr>
+        <w:spacing w:after="120" w:line="360" w:lineRule="auto"/>
+        <w:ind w:firstLine="432"/>
+        <w:jc w:val="both"/>
+      </w:pPr>
+      <w:r>
+        <w:t>## 3. Decisiones ya cerradas (antes abiertas)</w:t>
+      </w:r>
+    </w:p>
+    <w:p>
+      <w:pPr>
+        <w:spacing w:after="120" w:line="360" w:lineRule="auto"/>
+        <w:ind w:firstLine="432"/>
+        <w:jc w:val="both"/>
+      </w:pPr>
+      <w:r>
+        <w:t xml:space="preserve">- </w:t>
+      </w:r>
+      <w:r>
+        <w:rPr>
+          <w:b/>
+        </w:rPr>
+        <w:t>Medida del rey Darius:</w:t>
+      </w:r>
+      <w:r>
+        <w:t xml:space="preserve"> </w:t>
+      </w:r>
+      <w:r>
+        <w:rPr>
+          <w:b/>
+        </w:rPr>
+        <w:t>(a) + (c)</w:t>
+      </w:r>
+      <w:r>
+        <w:t xml:space="preserve"> — auditoría de rutas/finanzas (golpea a Aurelvar → repliegue + encubrimiento de la trata) </w:t>
+      </w:r>
+      <w:r>
+        <w:rPr>
+          <w:b/>
+        </w:rPr>
+        <w:t>más</w:t>
+      </w:r>
+      <w:r>
+        <w:t xml:space="preserve"> concesión a los presos/Barro nacida de la petición de Magnus (toca a Magnus, asusta a las casas, vuelve trágica su muerte). </w:t>
+      </w:r>
+      <w:r>
+        <w:rPr>
+          <w:i/>
+        </w:rPr>
+        <w:t>(Cerrado 31 oct.)</w:t>
+      </w:r>
+    </w:p>
+    <w:p>
+      <w:pPr>
+        <w:spacing w:after="120" w:line="360" w:lineRule="auto"/>
+        <w:ind w:firstLine="432"/>
+        <w:jc w:val="both"/>
+      </w:pPr>
+      <w:r>
+        <w:t xml:space="preserve">- </w:t>
+      </w:r>
+      <w:r>
+        <w:rPr>
+          <w:b/>
+        </w:rPr>
+        <w:t>Conversación padre-hijo:</w:t>
+      </w:r>
+      <w:r>
+        <w:t xml:space="preserve"> 100% desde el POV de Magnus; Adoral solo muestra el entorno reaccionando. </w:t>
+      </w:r>
+      <w:r>
+        <w:rPr>
+          <w:i/>
+        </w:rPr>
+        <w:t>(Cerrado.)</w:t>
+      </w:r>
+    </w:p>
+    <w:p>
+      <w:pPr>
+        <w:spacing w:after="120" w:line="360" w:lineRule="auto"/>
+        <w:ind w:firstLine="432"/>
+        <w:jc w:val="both"/>
+      </w:pPr>
+      <w:r>
+        <w:t xml:space="preserve">- </w:t>
+      </w:r>
+      <w:r>
+        <w:rPr>
+          <w:b/>
+        </w:rPr>
+        <w:t>Mecanismo de la runa:</w:t>
+      </w:r>
+      <w:r>
+        <w:t xml:space="preserve"> trazos en las comidas → comprensión → tallado en ambas palmas con las uñas → fuga disparada por la muerte del padre (Cap. 3). </w:t>
+      </w:r>
+      <w:r>
+        <w:rPr>
+          <w:i/>
+        </w:rPr>
+        <w:t>(Cerrado.)</w:t>
+      </w:r>
+    </w:p>
+    <w:p>
+      <w:pPr>
+        <w:spacing w:after="120" w:line="360" w:lineRule="auto"/>
+        <w:ind w:firstLine="432"/>
+        <w:jc w:val="both"/>
+      </w:pPr>
+      <w:r>
+        <w:t xml:space="preserve">- </w:t>
+      </w:r>
+      <w:r>
+        <w:rPr>
+          <w:b/>
+        </w:rPr>
+        <w:t>Orden de POV:</w:t>
+      </w:r>
+      <w:r>
+        <w:t xml:space="preserve"> Eloy → Adoral → Iliana → Hope → Magnus → Seth. </w:t>
+      </w:r>
+      <w:r>
+        <w:rPr>
+          <w:i/>
+        </w:rPr>
+        <w:t>(Cerrado.)</w:t>
+      </w:r>
+    </w:p>
+    <w:p>
+      <w:pPr>
+        <w:spacing w:after="120" w:line="360" w:lineRule="auto"/>
+        <w:ind w:firstLine="432"/>
+        <w:jc w:val="both"/>
+      </w:pPr>
+      <w:r>
+        <w:t xml:space="preserve">- </w:t>
+      </w:r>
+      <w:r>
+        <w:rPr>
+          <w:b/>
+        </w:rPr>
+        <w:t>Time skip:</w:t>
+      </w:r>
+      <w:r>
+        <w:t xml:space="preserve"> &lt;2 semanas para todos salvo Seth. </w:t>
+      </w:r>
+      <w:r>
+        <w:rPr>
+          <w:i/>
+        </w:rPr>
+        <w:t>(Cerrado.)</w:t>
+      </w:r>
+    </w:p>
+    <w:p>
+      <w:pPr>
+        <w:spacing w:after="120" w:line="360" w:lineRule="auto"/>
+        <w:ind w:firstLine="432"/>
+        <w:jc w:val="both"/>
+      </w:pPr>
+      <w:r>
+        <w:t>### Sigue abierto (a precisar al redactar)</w:t>
+      </w:r>
+    </w:p>
+    <w:p>
+      <w:pPr>
+        <w:spacing w:after="120" w:line="360" w:lineRule="auto"/>
+        <w:ind w:firstLine="432"/>
+        <w:jc w:val="both"/>
+      </w:pPr>
+      <w:r>
+        <w:t xml:space="preserve">- </w:t>
+      </w:r>
+      <w:r>
+        <w:rPr>
+          <w:b/>
+        </w:rPr>
+        <w:t>La red de trata — cuánto se revela en el Cap. 2:</w:t>
+      </w:r>
+      <w:r>
+        <w:t xml:space="preserve"> solo </w:t>
+      </w:r>
+      <w:r>
+        <w:rPr>
+          <w:b/>
+        </w:rPr>
+        <w:t>siembra</w:t>
+      </w:r>
+      <w:r>
+        <w:t xml:space="preserve"> (chicas que faltan, incomodidad de Hope, repliegue de Aurelvar). La conexión explícita convento–Aurelvar–Hijos de la Horca se </w:t>
+      </w:r>
+      <w:r>
+        <w:rPr>
+          <w:b/>
+        </w:rPr>
+        <w:t>paga en el Acto II</w:t>
+      </w:r>
+      <w:r>
+        <w:t>.</w:t>
+      </w:r>
+    </w:p>
+    <w:p>
+      <w:pPr>
+        <w:spacing w:after="120" w:line="360" w:lineRule="auto"/>
+        <w:ind w:firstLine="432"/>
+        <w:jc w:val="both"/>
+      </w:pPr>
+      <w:r>
+        <w:t xml:space="preserve">- </w:t>
+      </w:r>
+      <w:r>
+        <w:rPr>
+          <w:b/>
+        </w:rPr>
+        <w:t>Los Hijos de la Horca en el Cap. 2:</w:t>
+      </w:r>
+      <w:r>
+        <w:t xml:space="preserve"> primer anticipo (el asalto). Se </w:t>
+      </w:r>
+      <w:r>
+        <w:rPr>
+          <w:b/>
+        </w:rPr>
+        <w:t>insinúa</w:t>
+      </w:r>
+      <w:r>
+        <w:t xml:space="preserve"> su dimensión ritual por el estandarte y la crueldad deliberada; el horror pleno (Mildraugh) es Acto II.</w:t>
+      </w:r>
+    </w:p>
+    <w:p>
+      <w:pPr>
+        <w:spacing w:after="120" w:line="360" w:lineRule="auto"/>
+        <w:ind w:firstLine="432"/>
+        <w:jc w:val="both"/>
+      </w:pPr>
+      <w:r>
+        <w:t xml:space="preserve">- </w:t>
+      </w:r>
+      <w:r>
+        <w:rPr>
+          <w:b/>
+        </w:rPr>
+        <w:t>Tono de la violencia (regla de oficio):</w:t>
+      </w:r>
+      <w:r>
+        <w:t xml:space="preserve"> se sugiere y se muestra la consecuencia / el horror en los testigos; sin regodeo gratuito (límite de Berserk, biblia §3). Oscuridad ≠ crueldad pornográfica.</w:t>
+      </w:r>
+    </w:p>
+    <w:p>
+      <w:pPr>
+        <w:spacing w:after="120" w:line="360" w:lineRule="auto"/>
+        <w:ind w:firstLine="432"/>
+        <w:jc w:val="both"/>
+      </w:pPr>
+      <w:r>
+        <w:t>- Detalle fino de la concesión a los presos (qué concede exactamente) y forma de la auditoría.</w:t>
+      </w:r>
+    </w:p>
+    <w:p>
+      <w:pPr>
+        <w:spacing w:before="200" w:after="200"/>
+        <w:ind w:firstLine="0"/>
+        <w:jc w:val="center"/>
+      </w:pPr>
+      <w:r>
+        <w:t>* * *</w:t>
+      </w:r>
+    </w:p>
+    <w:p>
+      <w:pPr>
+        <w:spacing w:after="120" w:line="360" w:lineRule="auto"/>
+        <w:ind w:firstLine="432"/>
+        <w:jc w:val="both"/>
+      </w:pPr>
+      <w:r>
+        <w:t>## 4. Continuidad que este capítulo toca (checklist al redactar)</w:t>
+      </w:r>
+    </w:p>
+    <w:p>
+      <w:pPr>
+        <w:spacing w:after="120" w:line="360" w:lineRule="auto"/>
+        <w:ind w:firstLine="432"/>
+        <w:jc w:val="both"/>
+      </w:pPr>
+      <w:r>
+        <w:t xml:space="preserve">- [ ] </w:t>
+      </w:r>
+      <w:r>
+        <w:rPr>
+          <w:b/>
+        </w:rPr>
+        <w:t>Time skip &lt;2 semanas</w:t>
+      </w:r>
+      <w:r>
+        <w:t xml:space="preserve"> para todos los POV salvo Seth (él cae «ahora» en la ruta de Iliana).</w:t>
+      </w:r>
+    </w:p>
+    <w:p>
+      <w:pPr>
+        <w:spacing w:after="120" w:line="360" w:lineRule="auto"/>
+        <w:ind w:firstLine="432"/>
+        <w:jc w:val="both"/>
+      </w:pPr>
+      <w:r>
+        <w:t xml:space="preserve">- [ ] Seth sigue </w:t>
+      </w:r>
+      <w:r>
+        <w:rPr>
+          <w:b/>
+        </w:rPr>
+        <w:t>amnésico</w:t>
+      </w:r>
+      <w:r>
+        <w:t>: el nombre llega sin recuerdo ni contexto. No recupera memoria autobiográfica.</w:t>
+      </w:r>
+    </w:p>
+    <w:p>
+      <w:pPr>
+        <w:spacing w:after="120" w:line="360" w:lineRule="auto"/>
+        <w:ind w:firstLine="432"/>
+        <w:jc w:val="both"/>
+      </w:pPr>
+      <w:r>
+        <w:t xml:space="preserve">- [ ] Iliana </w:t>
+      </w:r>
+      <w:r>
+        <w:rPr>
+          <w:b/>
+        </w:rPr>
+        <w:t>no actúa por lástima</w:t>
+      </w:r>
+      <w:r>
+        <w:t xml:space="preserve"> (opción C): móvil de soldado + la pregunta que no entiende.</w:t>
+      </w:r>
+    </w:p>
+    <w:p>
+      <w:pPr>
+        <w:spacing w:after="120" w:line="360" w:lineRule="auto"/>
+        <w:ind w:firstLine="432"/>
+        <w:jc w:val="both"/>
+      </w:pPr>
+      <w:r>
+        <w:t xml:space="preserve">- [ ] La conversación padre-hijo es </w:t>
+      </w:r>
+      <w:r>
+        <w:rPr>
+          <w:b/>
+        </w:rPr>
+        <w:t>solo desde Magnus</w:t>
+      </w:r>
+      <w:r>
+        <w:t xml:space="preserve">; </w:t>
+      </w:r>
+      <w:r>
+        <w:rPr>
+          <w:b/>
+        </w:rPr>
+        <w:t>ninguno nombra el parentesco</w:t>
+      </w:r>
+      <w:r>
+        <w:t xml:space="preserve"> (§9 reserva la revelación).</w:t>
+      </w:r>
+    </w:p>
+    <w:p>
+      <w:pPr>
+        <w:spacing w:after="120" w:line="360" w:lineRule="auto"/>
+        <w:ind w:firstLine="432"/>
+        <w:jc w:val="both"/>
+      </w:pPr>
+      <w:r>
+        <w:t xml:space="preserve">- [ ] La fuga de Magnus (Cap. 3) se </w:t>
+      </w:r>
+      <w:r>
+        <w:rPr>
+          <w:b/>
+        </w:rPr>
+        <w:t>dispara con la muerte del padre</w:t>
+      </w:r>
+      <w:r>
+        <w:t>; la runa ya está tallada en sus palmas.</w:t>
+      </w:r>
+    </w:p>
+    <w:p>
+      <w:pPr>
+        <w:spacing w:after="120" w:line="360" w:lineRule="auto"/>
+        <w:ind w:firstLine="432"/>
+        <w:jc w:val="both"/>
+      </w:pPr>
+      <w:r>
+        <w:t xml:space="preserve">- [ ] La masacre de Mildraugh </w:t>
+      </w:r>
+      <w:r>
+        <w:rPr>
+          <w:b/>
+        </w:rPr>
+        <w:t>no</w:t>
+      </w:r>
+      <w:r>
+        <w:t xml:space="preserve"> ocurre aquí (opción b): es el arranque del Acto II.</w:t>
+      </w:r>
+    </w:p>
+    <w:p>
+      <w:pPr>
+        <w:spacing w:after="120" w:line="360" w:lineRule="auto"/>
+        <w:ind w:firstLine="432"/>
+        <w:jc w:val="both"/>
+      </w:pPr>
+      <w:r>
+        <w:t xml:space="preserve">- [ ] El motivo del futuro ataque a Mildraugh es </w:t>
       </w:r>
       <w:r>
         <w:rPr>
@@ -1175,7 +2544,17 @@
         <w:t>encubrimiento</w:t>
       </w:r>
       <w:r>
-        <w:t xml:space="preserve">); magnicidio del Cap. 3; grafía a fijar: </w:t>
+        <w:t xml:space="preserve"> de la trata, no un impago-rabieta.</w:t>
+      </w:r>
+    </w:p>
+    <w:p>
+      <w:pPr>
+        <w:spacing w:after="120" w:line="360" w:lineRule="auto"/>
+        <w:ind w:firstLine="432"/>
+        <w:jc w:val="both"/>
+      </w:pPr>
+      <w:r>
+        <w:t xml:space="preserve">- [ ] Grafía del capitán: </w:t>
       </w:r>
       <w:r>
         <w:rPr>
@@ -1184,713 +2563,7 @@
         <w:t>Burdoun</w:t>
       </w:r>
       <w:r>
-        <w:t>.</w:t>
-      </w:r>
-    </w:p>
-    <w:p>
-      <w:pPr>
-        <w:spacing w:after="120" w:line="360" w:lineRule="auto"/>
-        <w:ind w:firstLine="432"/>
-        <w:jc w:val="both"/>
-      </w:pPr>
-      <w:r>
-        <w:t>### POV 5 — SETH · «el nombre»</w:t>
-      </w:r>
-    </w:p>
-    <w:p>
-      <w:pPr>
-        <w:spacing w:after="120" w:line="360" w:lineRule="auto"/>
-        <w:ind w:firstLine="432"/>
-        <w:jc w:val="both"/>
-      </w:pPr>
-      <w:r>
-        <w:t xml:space="preserve">- </w:t>
-      </w:r>
-      <w:r>
-        <w:rPr>
-          <w:b/>
-        </w:rPr>
-        <w:t>Objetivo del POV:</w:t>
-      </w:r>
-      <w:r>
-        <w:t xml:space="preserve"> retomar el asalto desde dentro; mostrar la bondad imprudente de Seth; que caiga protegiendo; y entregar su </w:t>
-      </w:r>
-      <w:r>
-        <w:rPr>
-          <w:b/>
-        </w:rPr>
-        <w:t>nombre</w:t>
-      </w:r>
-      <w:r>
-        <w:t xml:space="preserve"> sin romper la amnesia.</w:t>
-      </w:r>
-    </w:p>
-    <w:p>
-      <w:pPr>
-        <w:spacing w:after="120" w:line="360" w:lineRule="auto"/>
-        <w:ind w:firstLine="432"/>
-        <w:jc w:val="both"/>
-      </w:pPr>
-      <w:r>
-        <w:t xml:space="preserve">- </w:t>
-      </w:r>
-      <w:r>
-        <w:rPr>
-          <w:b/>
-        </w:rPr>
-        <w:t>Beats:</w:t>
-      </w:r>
-    </w:p>
-    <w:p>
-      <w:pPr>
-        <w:spacing w:after="120" w:line="360" w:lineRule="auto"/>
-        <w:ind w:firstLine="432"/>
-        <w:jc w:val="both"/>
-      </w:pPr>
-      <w:r>
-        <w:t xml:space="preserve">  1. Retoma el asalto (corte de Iliana 3) desde la mirada de Seth: desorientado, recién salido de la segunda «muerte», sin memoria, en medio de la violencia de los Hijos de la Horca.</w:t>
-      </w:r>
-    </w:p>
-    <w:p>
-      <w:pPr>
-        <w:spacing w:after="120" w:line="360" w:lineRule="auto"/>
-        <w:ind w:firstLine="432"/>
-        <w:jc w:val="both"/>
-      </w:pPr>
-      <w:r>
-        <w:t xml:space="preserve">  2. </w:t>
-      </w:r>
-      <w:r>
-        <w:rPr>
-          <w:b/>
-        </w:rPr>
-        <w:t>El gesto que lo define:</w:t>
-      </w:r>
-      <w:r>
-        <w:t xml:space="preserve"> no suplica, no huye — </w:t>
-      </w:r>
-      <w:r>
-        <w:rPr>
-          <w:b/>
-        </w:rPr>
-        <w:t>se interpone</w:t>
-      </w:r>
-      <w:r>
-        <w:t xml:space="preserve"> (por Iliana o por un tercero indefenso). Bondad imprudente: «demasiado blando para un mundo fuerte».</w:t>
-      </w:r>
-    </w:p>
-    <w:p>
-      <w:pPr>
-        <w:spacing w:after="120" w:line="360" w:lineRule="auto"/>
-        <w:ind w:firstLine="432"/>
-        <w:jc w:val="both"/>
-      </w:pPr>
-      <w:r>
-        <w:t xml:space="preserve">  3. Cae herido / pierde la conciencia en el acto.</w:t>
-      </w:r>
-    </w:p>
-    <w:p>
-      <w:pPr>
-        <w:spacing w:after="120" w:line="360" w:lineRule="auto"/>
-        <w:ind w:firstLine="432"/>
-        <w:jc w:val="both"/>
-      </w:pPr>
-      <w:r>
-        <w:t xml:space="preserve">  4. </w:t>
-      </w:r>
-      <w:r>
-        <w:rPr>
-          <w:b/>
-        </w:rPr>
-        <w:t>Interludio de inconsciencia:</w:t>
-      </w:r>
-      <w:r>
-        <w:t xml:space="preserve"> fragmentos. En el delirio, Iliana le pone un </w:t>
-      </w:r>
-      <w:r>
-        <w:rPr>
-          <w:b/>
-        </w:rPr>
-        <w:t>nombre provisional</w:t>
-      </w:r>
-      <w:r>
-        <w:t xml:space="preserve"> (práctico, de soldado) para no cargar a un desconocido sin nombre.</w:t>
-      </w:r>
-    </w:p>
-    <w:p>
-      <w:pPr>
-        <w:spacing w:after="120" w:line="360" w:lineRule="auto"/>
-        <w:ind w:firstLine="432"/>
-        <w:jc w:val="both"/>
-      </w:pPr>
-      <w:r>
-        <w:t xml:space="preserve">  5. </w:t>
-      </w:r>
-      <w:r>
-        <w:rPr>
-          <w:b/>
-        </w:rPr>
-        <w:t>Al despertar (final del POV):</w:t>
-      </w:r>
-      <w:r>
-        <w:t xml:space="preserve"> Seth rectifica. _«No. Seth.»_ — una certeza cuyo origen </w:t>
-      </w:r>
-      <w:r>
-        <w:rPr>
-          <w:b/>
-        </w:rPr>
-        <w:t>ni él conoce</w:t>
-      </w:r>
-      <w:r>
-        <w:t>. Primer fragmento que regresa del otro lado de la amnesia, sin rostro ni recuerdo. Misterio intacto (¿suyo?, ¿eco del ciclo?, ¿de otro?).</w:t>
-      </w:r>
-    </w:p>
-    <w:p>
-      <w:pPr>
-        <w:spacing w:after="120" w:line="360" w:lineRule="auto"/>
-        <w:ind w:firstLine="432"/>
-        <w:jc w:val="both"/>
-      </w:pPr>
-      <w:r>
-        <w:t xml:space="preserve">  6. Iliana, también herida, no se lo lleva por lástima: se lo lleva porque </w:t>
-      </w:r>
-      <w:r>
-        <w:rPr>
-          <w:b/>
-        </w:rPr>
-        <w:t>no entiende lo que acaba de ver</w:t>
-      </w:r>
-      <w:r>
-        <w:t xml:space="preserve"> (alguien que elige quedarse por otro). Se lo lleva como quien se lleva </w:t>
-      </w:r>
-      <w:r>
-        <w:rPr>
-          <w:b/>
-        </w:rPr>
-        <w:t>una pregunta sin responder</w:t>
-      </w:r>
-      <w:r>
-        <w:t xml:space="preserve"> — eco de Seth persiguiendo a la urraca en el Cap. 1.</w:t>
-      </w:r>
-    </w:p>
-    <w:p>
-      <w:pPr>
-        <w:spacing w:after="120" w:line="360" w:lineRule="auto"/>
-        <w:ind w:firstLine="432"/>
-        <w:jc w:val="both"/>
-      </w:pPr>
-      <w:r>
-        <w:t xml:space="preserve">- </w:t>
-      </w:r>
-      <w:r>
-        <w:rPr>
-          <w:b/>
-        </w:rPr>
-        <w:t>Corte:</w:t>
-      </w:r>
-      <w:r>
-        <w:t xml:space="preserve"> el nombre dicho en voz alta; ambos malheridos, la decisión de seguir juntos hacia Mildraugh.</w:t>
-      </w:r>
-    </w:p>
-    <w:p>
-      <w:pPr>
-        <w:spacing w:after="120" w:line="360" w:lineRule="auto"/>
-        <w:ind w:firstLine="432"/>
-        <w:jc w:val="both"/>
-      </w:pPr>
-      <w:r>
-        <w:t xml:space="preserve">- </w:t>
-      </w:r>
-      <w:r>
-        <w:rPr>
-          <w:b/>
-        </w:rPr>
-        <w:t>Siembra:</w:t>
-      </w:r>
-      <w:r>
-        <w:t xml:space="preserve"> encuentro Seth–Iliana canónico; nombre de Seth; Iliana herida (continúa en Acto II).</w:t>
-      </w:r>
-    </w:p>
-    <w:p>
-      <w:pPr>
-        <w:spacing w:after="120" w:line="360" w:lineRule="auto"/>
-        <w:ind w:firstLine="432"/>
-        <w:jc w:val="both"/>
-      </w:pPr>
-      <w:r>
-        <w:t>### POV 6 — HOPE · «lo que falta»</w:t>
-      </w:r>
-    </w:p>
-    <w:p>
-      <w:pPr>
-        <w:spacing w:after="120" w:line="360" w:lineRule="auto"/>
-        <w:ind w:firstLine="432"/>
-        <w:jc w:val="both"/>
-      </w:pPr>
-      <w:r>
-        <w:t xml:space="preserve">- </w:t>
-      </w:r>
-      <w:r>
-        <w:rPr>
-          <w:b/>
-        </w:rPr>
-        <w:t>Objetivo del POV:</w:t>
-      </w:r>
-      <w:r>
-        <w:t xml:space="preserve"> ahondar la grieta de fe y </w:t>
-      </w:r>
-      <w:r>
-        <w:rPr>
-          <w:b/>
-        </w:rPr>
-        <w:t>sembrar la red de trata</w:t>
-      </w:r>
-      <w:r>
-        <w:t>, cerrando el capítulo en tono íntimo y melancólico que empuja hacia Adoral.</w:t>
-      </w:r>
-    </w:p>
-    <w:p>
-      <w:pPr>
-        <w:spacing w:after="120" w:line="360" w:lineRule="auto"/>
-        <w:ind w:firstLine="432"/>
-        <w:jc w:val="both"/>
-      </w:pPr>
-      <w:r>
-        <w:t xml:space="preserve">- </w:t>
-      </w:r>
-      <w:r>
-        <w:rPr>
-          <w:b/>
-        </w:rPr>
-        <w:t>Beats:</w:t>
-      </w:r>
-    </w:p>
-    <w:p>
-      <w:pPr>
-        <w:spacing w:after="120" w:line="360" w:lineRule="auto"/>
-        <w:ind w:firstLine="432"/>
-        <w:jc w:val="both"/>
-      </w:pPr>
-      <w:r>
-        <w:t xml:space="preserve">  1. El convento tras la muerte del ave (Cap. 1): Hope reza, pero la pregunta ya no la suelta — ¿su fe la enseña a mirar el sufrimiento de frente o a apartar la mirada?</w:t>
-      </w:r>
-    </w:p>
-    <w:p>
-      <w:pPr>
-        <w:spacing w:after="120" w:line="360" w:lineRule="auto"/>
-        <w:ind w:firstLine="432"/>
-        <w:jc w:val="both"/>
-      </w:pPr>
-      <w:r>
-        <w:t xml:space="preserve">  2. </w:t>
-      </w:r>
-      <w:r>
-        <w:rPr>
-          <w:b/>
-        </w:rPr>
-        <w:t>La siembra de la trata:</w:t>
-      </w:r>
-      <w:r>
-        <w:t xml:space="preserve"> </w:t>
-      </w:r>
-      <w:r>
-        <w:rPr>
-          <w:b/>
-        </w:rPr>
-        <w:t>faltan chicas.</w:t>
-      </w:r>
-      <w:r>
-        <w:t xml:space="preserve"> Una (o varias) de las acogidas ha «partido» con una explicación que no cuadra; la hermana superiora lo normaliza con un discurso de disciplina y gratitud a los benefactores. Hope lo </w:t>
-      </w:r>
-      <w:r>
-        <w:rPr>
-          <w:i/>
-        </w:rPr>
-        <w:t>siente</w:t>
-      </w:r>
-      <w:r>
-        <w:t xml:space="preserve"> raro antes de poder nombrarlo.</w:t>
-      </w:r>
-    </w:p>
-    <w:p>
-      <w:pPr>
-        <w:spacing w:after="120" w:line="360" w:lineRule="auto"/>
-        <w:ind w:firstLine="432"/>
-        <w:jc w:val="both"/>
-      </w:pPr>
-      <w:r>
-        <w:t xml:space="preserve">  3. Los </w:t>
-      </w:r>
-      <w:r>
-        <w:rPr>
-          <w:b/>
-        </w:rPr>
-        <w:t>benefactores Aurelvar</w:t>
-      </w:r>
-      <w:r>
-        <w:t xml:space="preserve"> (elefante, Misael) visitan o escriben; la hermana superiora cambia de actitud (tensión por el repliegue de financiación del POV de Adoral — eco mudo).</w:t>
-      </w:r>
-    </w:p>
-    <w:p>
-      <w:pPr>
-        <w:spacing w:after="120" w:line="360" w:lineRule="auto"/>
-        <w:ind w:firstLine="432"/>
-        <w:jc w:val="both"/>
-      </w:pPr>
-      <w:r>
-        <w:t xml:space="preserve">  4. Se cruza con que </w:t>
-      </w:r>
-      <w:r>
-        <w:rPr>
-          <w:b/>
-        </w:rPr>
-        <w:t>Eloy se marcha</w:t>
-      </w:r>
-      <w:r>
-        <w:t xml:space="preserve"> (se entera / lo intuye): la noticia la golpea justo cuando su mundo espiritual se agrieta. Dos pérdidas a la vez: la certeza y el amigo.</w:t>
-      </w:r>
-    </w:p>
-    <w:p>
-      <w:pPr>
-        <w:spacing w:after="120" w:line="360" w:lineRule="auto"/>
-        <w:ind w:firstLine="432"/>
-        <w:jc w:val="both"/>
-      </w:pPr>
-      <w:r>
-        <w:t xml:space="preserve">- </w:t>
-      </w:r>
-      <w:r>
-        <w:rPr>
-          <w:b/>
-        </w:rPr>
-        <w:t>Corte:</w:t>
-      </w:r>
-      <w:r>
-        <w:t xml:space="preserve"> melancólico. Hope decide algo que la pondrá, con Eloy, rumbo a Adoral (semilla del Acto II). El relicario reparado en la mano — lo único entero que le queda.</w:t>
-      </w:r>
-    </w:p>
-    <w:p>
-      <w:pPr>
-        <w:spacing w:after="120" w:line="360" w:lineRule="auto"/>
-        <w:ind w:firstLine="432"/>
-        <w:jc w:val="both"/>
-      </w:pPr>
-      <w:r>
-        <w:t xml:space="preserve">- </w:t>
-      </w:r>
-      <w:r>
-        <w:rPr>
-          <w:b/>
-        </w:rPr>
-        <w:t>Siembra:</w:t>
-      </w:r>
-      <w:r>
-        <w:t xml:space="preserve"> red de trata (convento + Aurelvar + Hijos de la Horca); el relicario como objeto-eco; Hope y Eloy hacia Adoral.</w:t>
-      </w:r>
-    </w:p>
-    <w:p>
-      <w:pPr>
-        <w:spacing w:before="200" w:after="200"/>
-        <w:ind w:firstLine="0"/>
-        <w:jc w:val="center"/>
-      </w:pPr>
-      <w:r>
-        <w:t>* * *</w:t>
-      </w:r>
-    </w:p>
-    <w:p>
-      <w:pPr>
-        <w:spacing w:after="120" w:line="360" w:lineRule="auto"/>
-        <w:ind w:firstLine="432"/>
-        <w:jc w:val="both"/>
-      </w:pPr>
-      <w:r>
-        <w:t>## 3. Decisiones que el capítulo abre (a precisar al redactar)</w:t>
-      </w:r>
-    </w:p>
-    <w:p>
-      <w:pPr>
-        <w:spacing w:after="120" w:line="360" w:lineRule="auto"/>
-        <w:ind w:firstLine="432"/>
-        <w:jc w:val="both"/>
-      </w:pPr>
-      <w:r>
-        <w:t xml:space="preserve">- </w:t>
-      </w:r>
-      <w:r>
-        <w:rPr>
-          <w:b/>
-        </w:rPr>
-        <w:t>¿Qué medida exacta toma el rey Darius</w:t>
-      </w:r>
-      <w:r>
-        <w:t xml:space="preserve"> para apretar a las casas? Candidatos (elegir al escribir el POV 4):</w:t>
-      </w:r>
-    </w:p>
-    <w:p>
-      <w:pPr>
-        <w:spacing w:after="120" w:line="360" w:lineRule="auto"/>
-        <w:ind w:firstLine="432"/>
-        <w:jc w:val="both"/>
-      </w:pPr>
-      <w:r>
-        <w:t xml:space="preserve">  - (a) un </w:t>
-      </w:r>
-      <w:r>
-        <w:rPr>
-          <w:b/>
-        </w:rPr>
-        <w:t>impuesto / auditoría</w:t>
-      </w:r>
-      <w:r>
-        <w:t xml:space="preserve"> sobre las rutas y finanzas (golpea a Aurelvar directamente → justifica el repliegue del convento).</w:t>
-      </w:r>
-    </w:p>
-    <w:p>
-      <w:pPr>
-        <w:spacing w:after="120" w:line="360" w:lineRule="auto"/>
-        <w:ind w:firstLine="432"/>
-        <w:jc w:val="both"/>
-      </w:pPr>
-      <w:r>
-        <w:t xml:space="preserve">  - (b) una </w:t>
-      </w:r>
-      <w:r>
-        <w:rPr>
-          <w:b/>
-        </w:rPr>
-        <w:t>reforma</w:t>
-      </w:r>
-      <w:r>
-        <w:t xml:space="preserve"> que toca privilegios de las tres casas a la vez (reparto de culpa, más casas con motivo de magnicidio).</w:t>
-      </w:r>
-    </w:p>
-    <w:p>
-      <w:pPr>
-        <w:spacing w:after="120" w:line="360" w:lineRule="auto"/>
-        <w:ind w:firstLine="432"/>
-        <w:jc w:val="both"/>
-      </w:pPr>
-      <w:r>
-        <w:t xml:space="preserve">  - (c) un gesto hacia el </w:t>
-      </w:r>
-      <w:r>
-        <w:rPr>
-          <w:b/>
-        </w:rPr>
-        <w:t>Barro / los presos</w:t>
-      </w:r>
-      <w:r>
-        <w:t xml:space="preserve"> (conecta con la petición de Magnus) que las casas leen como amenaza al orden.</w:t>
-      </w:r>
-    </w:p>
-    <w:p>
-      <w:pPr>
-        <w:spacing w:after="120" w:line="360" w:lineRule="auto"/>
-        <w:ind w:firstLine="432"/>
-        <w:jc w:val="both"/>
-      </w:pPr>
-      <w:r>
-        <w:t xml:space="preserve">  - _Recomendación:_ (a) como eje — es lo que mejor engrana con la trata y el repliegue de Aurelvar — con un matiz de (c) para tocar a Magnus.</w:t>
-      </w:r>
-    </w:p>
-    <w:p>
-      <w:pPr>
-        <w:spacing w:after="120" w:line="360" w:lineRule="auto"/>
-        <w:ind w:firstLine="432"/>
-        <w:jc w:val="both"/>
-      </w:pPr>
-      <w:r>
-        <w:t xml:space="preserve">- </w:t>
-      </w:r>
-      <w:r>
-        <w:rPr>
-          <w:b/>
-        </w:rPr>
-        <w:t>La red de trata — cuánto se revela en el Cap. 2:</w:t>
-      </w:r>
-      <w:r>
-        <w:t xml:space="preserve"> solo </w:t>
-      </w:r>
-      <w:r>
-        <w:rPr>
-          <w:b/>
-        </w:rPr>
-        <w:t>siembra</w:t>
-      </w:r>
-      <w:r>
-        <w:t xml:space="preserve"> (chicas que faltan, incomodidad de Hope, repliegue de Aurelvar). La conexión explícita convento–Aurelvar–Hijos de la Horca se </w:t>
-      </w:r>
-      <w:r>
-        <w:rPr>
-          <w:b/>
-        </w:rPr>
-        <w:t>paga</w:t>
-      </w:r>
-      <w:r>
-        <w:t xml:space="preserve"> en el Acto II, no aquí.</w:t>
-      </w:r>
-    </w:p>
-    <w:p>
-      <w:pPr>
-        <w:spacing w:after="120" w:line="360" w:lineRule="auto"/>
-        <w:ind w:firstLine="432"/>
-        <w:jc w:val="both"/>
-      </w:pPr>
-      <w:r>
-        <w:t xml:space="preserve">- </w:t>
-      </w:r>
-      <w:r>
-        <w:rPr>
-          <w:b/>
-        </w:rPr>
-        <w:t>Los Hijos de la Horca en el Cap. 2:</w:t>
-      </w:r>
-      <w:r>
-        <w:t xml:space="preserve"> primer anticipo (el asalto). Aún no se muestra su dimensión ritual completa; se </w:t>
-      </w:r>
-      <w:r>
-        <w:rPr>
-          <w:b/>
-        </w:rPr>
-        <w:t>insinúa</w:t>
-      </w:r>
-      <w:r>
-        <w:t xml:space="preserve"> por el estandarte y la crueldad deliberada. El horror pleno (Mildraugh) es Acto II.</w:t>
-      </w:r>
-    </w:p>
-    <w:p>
-      <w:pPr>
-        <w:spacing w:after="120" w:line="360" w:lineRule="auto"/>
-        <w:ind w:firstLine="432"/>
-        <w:jc w:val="both"/>
-      </w:pPr>
-      <w:r>
-        <w:t xml:space="preserve">- </w:t>
-      </w:r>
-      <w:r>
-        <w:rPr>
-          <w:b/>
-        </w:rPr>
-        <w:t>Tono de la violencia (regla de oficio):</w:t>
-      </w:r>
-      <w:r>
-        <w:t xml:space="preserve"> se sugiere y se muestra la consecuencia / el horror en los testigos; sin regodeo gratuito (límite de Berserk, biblia §3). Oscuridad ≠ crueldad pornográfica.</w:t>
-      </w:r>
-    </w:p>
-    <w:p>
-      <w:pPr>
-        <w:spacing w:before="200" w:after="200"/>
-        <w:ind w:firstLine="0"/>
-        <w:jc w:val="center"/>
-      </w:pPr>
-      <w:r>
-        <w:t>* * *</w:t>
-      </w:r>
-    </w:p>
-    <w:p>
-      <w:pPr>
-        <w:spacing w:after="120" w:line="360" w:lineRule="auto"/>
-        <w:ind w:firstLine="432"/>
-        <w:jc w:val="both"/>
-      </w:pPr>
-      <w:r>
-        <w:t>## 4. Continuidad que este capítulo toca (checklist al redactar)</w:t>
-      </w:r>
-    </w:p>
-    <w:p>
-      <w:pPr>
-        <w:spacing w:after="120" w:line="360" w:lineRule="auto"/>
-        <w:ind w:firstLine="432"/>
-        <w:jc w:val="both"/>
-      </w:pPr>
-      <w:r>
-        <w:t xml:space="preserve">- [ ] Seth sigue </w:t>
-      </w:r>
-      <w:r>
-        <w:rPr>
-          <w:b/>
-        </w:rPr>
-        <w:t>amnésico</w:t>
-      </w:r>
-      <w:r>
-        <w:t>: el nombre llega sin recuerdo ni contexto. No recupera memoria autobiográfica.</w:t>
-      </w:r>
-    </w:p>
-    <w:p>
-      <w:pPr>
-        <w:spacing w:after="120" w:line="360" w:lineRule="auto"/>
-        <w:ind w:firstLine="432"/>
-        <w:jc w:val="both"/>
-      </w:pPr>
-      <w:r>
-        <w:t xml:space="preserve">- [ ] Iliana </w:t>
-      </w:r>
-      <w:r>
-        <w:rPr>
-          <w:b/>
-        </w:rPr>
-        <w:t>no actúa por lástima</w:t>
-      </w:r>
-      <w:r>
-        <w:t xml:space="preserve"> (opción C): móvil de soldado + la pregunta que no entiende.</w:t>
-      </w:r>
-    </w:p>
-    <w:p>
-      <w:pPr>
-        <w:spacing w:after="120" w:line="360" w:lineRule="auto"/>
-        <w:ind w:firstLine="432"/>
-        <w:jc w:val="both"/>
-      </w:pPr>
-      <w:r>
-        <w:t xml:space="preserve">- [ ] La masacre de Mildraugh </w:t>
-      </w:r>
-      <w:r>
-        <w:rPr>
-          <w:b/>
-        </w:rPr>
-        <w:t>no</w:t>
-      </w:r>
-      <w:r>
-        <w:t xml:space="preserve"> ocurre aquí (opción b): es el arranque del Acto II.</w:t>
-      </w:r>
-    </w:p>
-    <w:p>
-      <w:pPr>
-        <w:spacing w:after="120" w:line="360" w:lineRule="auto"/>
-        <w:ind w:firstLine="432"/>
-        <w:jc w:val="both"/>
-      </w:pPr>
-      <w:r>
-        <w:t xml:space="preserve">- [ ] El motivo del futuro ataque a Mildraugh es </w:t>
-      </w:r>
-      <w:r>
-        <w:rPr>
-          <w:b/>
-        </w:rPr>
-        <w:t>encubrimiento</w:t>
-      </w:r>
-      <w:r>
-        <w:t xml:space="preserve"> de la trata, no un impago-rabieta.</w:t>
-      </w:r>
-    </w:p>
-    <w:p>
-      <w:pPr>
-        <w:spacing w:after="120" w:line="360" w:lineRule="auto"/>
-        <w:ind w:firstLine="432"/>
-        <w:jc w:val="both"/>
-      </w:pPr>
-      <w:r>
-        <w:t xml:space="preserve">- [ ] Grafía del capitán: </w:t>
-      </w:r>
-      <w:r>
-        <w:rPr>
-          <w:b/>
-        </w:rPr>
-        <w:t>Burdoun</w:t>
-      </w:r>
-      <w:r>
-        <w:t xml:space="preserve"> (unificar).</w:t>
+        <w:t xml:space="preserve"> (el manuscrito del Cap. 1 ya es consistente).</w:t>
       </w:r>
     </w:p>
     <w:p>
@@ -1947,7 +2620,7 @@
         <w:t>oculto al lector</w:t>
       </w:r>
       <w:r>
-        <w:t xml:space="preserve"> (sello raro de la misión de Iliana; runa de Magnus).</w:t>
+        <w:t xml:space="preserve"> (sello raro de la misión de Iliana; trazos de la runa de Magnus).</w:t>
       </w:r>
     </w:p>
     <w:sectPr>

--- a/docx/cap-2-escaleta.docx
+++ b/docx/cap-2-escaleta.docx
@@ -449,7 +449,7 @@
         <w:jc w:val="both"/>
       </w:pPr>
       <w:r>
-        <w:t>## 1. Orden de los POV (definitivo)</w:t>
+        <w:t>## 1. Orden de los POV (definitivo, 7 secciones)</w:t>
       </w:r>
     </w:p>
     <w:p>
@@ -465,7 +465,32 @@
         <w:rPr>
           <w:b/>
         </w:rPr>
-        <w:t>Eloy → Adoral → Iliana → Hope → Magnus → Seth.</w:t>
+        <w:t>Eloy → Adoral (Darius) → Iliana → Hope → Adoral (las casas) → Magnus → Seth.</w:t>
+      </w:r>
+    </w:p>
+    <w:p>
+      <w:pPr>
+        <w:spacing w:after="120" w:line="360" w:lineRule="auto"/>
+        <w:ind w:firstLine="432"/>
+        <w:jc w:val="both"/>
+      </w:pPr>
+      <w:r>
+        <w:rPr>
+          <w:i/>
+        </w:rPr>
+        <w:t xml:space="preserve">(Adoral aparece </w:t>
+      </w:r>
+      <w:r>
+        <w:rPr>
+          <w:i/>
+        </w:rPr>
+        <w:t>dos veces</w:t>
+      </w:r>
+      <w:r>
+        <w:rPr>
+          <w:i/>
+        </w:rPr>
+        <w:t>: el molde de la biblia lo permite —entrelazado con cortes—. Ambas secciones se encabezan simplemente `# ADORAL`.)</w:t>
       </w:r>
     </w:p>
     <w:p>
@@ -570,7 +595,7 @@
         <w:t>Hope</w:t>
       </w:r>
       <w:r>
-        <w:t xml:space="preserve"> | Grieta de fe + siembra de la trata. | Melancólico; la empuja (con Eloy) hacia Adoral. |</w:t>
+        <w:t xml:space="preserve"> | Grieta de fe + siembra de la trata; último POV que ve Mildraugh en pie. | Ve bajar las antorchas del convento sin comprender (bisagra con Iliana). |</w:t>
       </w:r>
     </w:p>
     <w:p>
@@ -581,6 +606,34 @@
       </w:pPr>
       <w:r>
         <w:t xml:space="preserve">| 5 | </w:t>
+      </w:r>
+      <w:r>
+        <w:rPr>
+          <w:b/>
+        </w:rPr>
+        <w:t>Adoral (las casas)</w:t>
+      </w:r>
+      <w:r>
+        <w:t xml:space="preserve"> | El </w:t>
+      </w:r>
+      <w:r>
+        <w:rPr>
+          <w:b/>
+        </w:rPr>
+        <w:t>complot</w:t>
+      </w:r>
+      <w:r>
+        <w:t>. Las tres casas como potencias; la ironía de aliarse para traicionarse. | La trampa del magnicidio en marcha; el reloj corriendo. |</w:t>
+      </w:r>
+    </w:p>
+    <w:p>
+      <w:pPr>
+        <w:spacing w:after="120" w:line="360" w:lineRule="auto"/>
+        <w:ind w:firstLine="432"/>
+        <w:jc w:val="both"/>
+      </w:pPr>
+      <w:r>
+        <w:t xml:space="preserve">| 6 | </w:t>
       </w:r>
       <w:r>
         <w:rPr>
@@ -608,7 +661,7 @@
         <w:jc w:val="both"/>
       </w:pPr>
       <w:r>
-        <w:t xml:space="preserve">| 6 | </w:t>
+        <w:t xml:space="preserve">| 7 | </w:t>
       </w:r>
       <w:r>
         <w:rPr>
@@ -626,7 +679,7 @@
         <w:t>nombre</w:t>
       </w:r>
       <w:r>
-        <w:t>. | El nombre dicho; ambos malheridos, siguen juntos. |</w:t>
+        <w:t>; la carreta y el «sentir»; el fuego al fondo. | El nombre dicho; ambos malheridos, siguen juntos. |</w:t>
       </w:r>
     </w:p>
     <w:p>
@@ -660,10 +713,10 @@
         <w:rPr>
           <w:b/>
         </w:rPr>
-        <w:t>no se resuelve hasta el POV de Seth (6)</w:t>
-      </w:r>
-      <w:r>
-        <w:t xml:space="preserve">. Entre medias pasan Hope (4) y Magnus (5): el lector aguanta la respiración durante dos POV. Exige que Hope y Magnus sean absorbentes (lo son). El capítulo cierra con un </w:t>
+        <w:t>no se resuelve hasta el POV de Seth (7)</w:t>
+      </w:r>
+      <w:r>
+        <w:t xml:space="preserve">. Entre medias pasan Hope (4), Adoral-casas (5) y Magnus (6): el lector aguanta la respiración durante tres POV. El capítulo cierra con un </w:t>
       </w:r>
       <w:r>
         <w:rPr>
@@ -672,7 +725,36 @@
         <w:t>uno-dos</w:t>
       </w:r>
       <w:r>
-        <w:t>: ternura trágica (Magnus) → violencia y el nombre (Seth).</w:t>
+        <w:t>: ternura trágica (Magnus) → violencia, el nombre y el «sentir» (Seth).</w:t>
+      </w:r>
+    </w:p>
+    <w:p>
+      <w:pPr>
+        <w:spacing w:after="120" w:line="360" w:lineRule="auto"/>
+        <w:ind w:firstLine="432"/>
+        <w:jc w:val="both"/>
+      </w:pPr>
+      <w:r>
+        <w:t>&gt;</w:t>
+      </w:r>
+    </w:p>
+    <w:p>
+      <w:pPr>
+        <w:spacing w:after="120" w:line="360" w:lineRule="auto"/>
+        <w:ind w:firstLine="432"/>
+        <w:jc w:val="both"/>
+      </w:pPr>
+      <w:r>
+        <w:t xml:space="preserve">&gt; </w:t>
+      </w:r>
+      <w:r>
+        <w:rPr>
+          <w:b/>
+        </w:rPr>
+        <w:t>El díptico de Adoral:</w:t>
+      </w:r>
+      <w:r>
+        <w:t xml:space="preserve"> el POV 2 (Darius, bueno, que actúa por el pueblo) y el POV 5 (las casas, que lo matan por eso mismo) enmarcan el capítulo: el lector quiere a Darius en el 2 y ve cómo lo condenan en el 5. El 5 carga el magnicidio del Cap. 3.</w:t>
       </w:r>
     </w:p>
     <w:p>
@@ -1557,7 +1639,7 @@
         <w:jc w:val="both"/>
       </w:pPr>
       <w:r>
-        <w:t>### POV 5 — MAGNUS · «la runa y el padre»</w:t>
+        <w:t>### POV 5 — ADORAL (LAS CASAS) · «el equilibrio roto»</w:t>
       </w:r>
     </w:p>
     <w:p>
@@ -1576,6 +1658,344 @@
         <w:t>Objetivo del POV:</w:t>
       </w:r>
       <w:r>
+        <w:t xml:space="preserve"> mostrar a las tres casas como </w:t>
+      </w:r>
+      <w:r>
+        <w:rPr>
+          <w:b/>
+        </w:rPr>
+        <w:t>potencias temibles</w:t>
+      </w:r>
+      <w:r>
+        <w:t xml:space="preserve"> (cada una con su as), el </w:t>
+      </w:r>
+      <w:r>
+        <w:rPr>
+          <w:b/>
+        </w:rPr>
+        <w:t>equilibrio disuasorio</w:t>
+      </w:r>
+      <w:r>
+        <w:t xml:space="preserve"> entre ellas, y el </w:t>
+      </w:r>
+      <w:r>
+        <w:rPr>
+          <w:b/>
+        </w:rPr>
+        <w:t>complot</w:t>
+      </w:r>
+      <w:r>
+        <w:t xml:space="preserve"> para matar al rey — con la ironía de que se alían para traicionarse. Carga el magnicidio del Cap. 3. </w:t>
+      </w:r>
+      <w:r>
+        <w:rPr>
+          <w:i/>
+        </w:rPr>
+        <w:t>(Encabezado en el manuscrito: `# ADORAL`.)</w:t>
+      </w:r>
+    </w:p>
+    <w:p>
+      <w:pPr>
+        <w:spacing w:after="120" w:line="360" w:lineRule="auto"/>
+        <w:ind w:firstLine="432"/>
+        <w:jc w:val="both"/>
+      </w:pPr>
+      <w:r>
+        <w:t xml:space="preserve">- </w:t>
+      </w:r>
+      <w:r>
+        <w:rPr>
+          <w:b/>
+        </w:rPr>
+        <w:t>POV:</w:t>
+      </w:r>
+      <w:r>
+        <w:t xml:space="preserve"> arranca anclado en </w:t>
+      </w:r>
+      <w:r>
+        <w:rPr>
+          <w:b/>
+        </w:rPr>
+        <w:t>Edwyn Cendrel</w:t>
+      </w:r>
+      <w:r>
+        <w:t xml:space="preserve"> (cerebro del plan; vimos su «paciencia» en el POV 2) y se vuelve </w:t>
+      </w:r>
+      <w:r>
+        <w:rPr>
+          <w:b/>
+        </w:rPr>
+        <w:t>coral</w:t>
+      </w:r>
+      <w:r>
+        <w:t xml:space="preserve"> en la reunión secreta de las tres casas.</w:t>
+      </w:r>
+    </w:p>
+    <w:p>
+      <w:pPr>
+        <w:spacing w:after="120" w:line="360" w:lineRule="auto"/>
+        <w:ind w:firstLine="432"/>
+        <w:jc w:val="both"/>
+      </w:pPr>
+      <w:r>
+        <w:t xml:space="preserve">- </w:t>
+      </w:r>
+      <w:r>
+        <w:rPr>
+          <w:b/>
+        </w:rPr>
+        <w:t>Beats:</w:t>
+      </w:r>
+    </w:p>
+    <w:p>
+      <w:pPr>
+        <w:spacing w:after="120" w:line="360" w:lineRule="auto"/>
+        <w:ind w:firstLine="432"/>
+        <w:jc w:val="both"/>
+      </w:pPr>
+      <w:r>
+        <w:t xml:space="preserve">  1. </w:t>
+      </w:r>
+      <w:r>
+        <w:rPr>
+          <w:b/>
+        </w:rPr>
+        <w:t>Cendrel</w:t>
+      </w:r>
+      <w:r>
+        <w:t xml:space="preserve">, tras la advertencia que ya lanzó al rey (POV 2), convoca en secreto a las otras dos. Su as: </w:t>
+      </w:r>
+      <w:r>
+        <w:rPr>
+          <w:b/>
+        </w:rPr>
+        <w:t>información y legitimidad</w:t>
+      </w:r>
+      <w:r>
+        <w:t xml:space="preserve"> — lo sabe todo de todos; puede destruir sin desenvainar. Semilla: sospecha (no sabe) que hay algo irregular con el preso del rey.</w:t>
+      </w:r>
+    </w:p>
+    <w:p>
+      <w:pPr>
+        <w:spacing w:after="120" w:line="360" w:lineRule="auto"/>
+        <w:ind w:firstLine="432"/>
+        <w:jc w:val="both"/>
+      </w:pPr>
+      <w:r>
+        <w:t xml:space="preserve">  2. </w:t>
+      </w:r>
+      <w:r>
+        <w:rPr>
+          <w:b/>
+        </w:rPr>
+        <w:t>Aurelvar</w:t>
+      </w:r>
+      <w:r>
+        <w:t xml:space="preserve"> (Misael): su as es la </w:t>
+      </w:r>
+      <w:r>
+        <w:rPr>
+          <w:b/>
+        </w:rPr>
+        <w:t>alquimia de la ceniza</w:t>
+      </w:r>
+      <w:r>
+        <w:t xml:space="preserve"> — un taller/laboratorio secreto, ventajas industriales y bélicas imposibles. Aquí se introduce, </w:t>
+      </w:r>
+      <w:r>
+        <w:rPr>
+          <w:b/>
+        </w:rPr>
+        <w:t>oblicuamente</w:t>
+      </w:r>
+      <w:r>
+        <w:t xml:space="preserve">, la </w:t>
+      </w:r>
+      <w:r>
+        <w:rPr>
+          <w:b/>
+        </w:rPr>
+        <w:t>anomalía</w:t>
+      </w:r>
+      <w:r>
+        <w:t xml:space="preserve">: un </w:t>
+      </w:r>
+      <w:r>
+        <w:rPr>
+          <w:b/>
+        </w:rPr>
+        <w:t>alquimista</w:t>
+      </w:r>
+      <w:r>
+        <w:t xml:space="preserve"> a su servicio que roza la comprensión prohibida (sin mostrarlo del todo; un nombre, un efecto, una inquietud). Enlaza con la ceniza de Eloy/Seth.</w:t>
+      </w:r>
+    </w:p>
+    <w:p>
+      <w:pPr>
+        <w:spacing w:after="120" w:line="360" w:lineRule="auto"/>
+        <w:ind w:firstLine="432"/>
+        <w:jc w:val="both"/>
+      </w:pPr>
+      <w:r>
+        <w:t xml:space="preserve">  3. </w:t>
+      </w:r>
+      <w:r>
+        <w:rPr>
+          <w:b/>
+        </w:rPr>
+        <w:t>Dravon</w:t>
+      </w:r>
+      <w:r>
+        <w:t xml:space="preserve"> (Aldair): su as es </w:t>
+      </w:r>
+      <w:r>
+        <w:rPr>
+          <w:b/>
+        </w:rPr>
+        <w:t>alcance militar</w:t>
+      </w:r>
+      <w:r>
+        <w:t xml:space="preserve"> — cuántos hombres de la Corte Dorada responden ya a su bolsa — y </w:t>
+      </w:r>
+      <w:r>
+        <w:rPr>
+          <w:b/>
+        </w:rPr>
+        <w:t>armas forjadas con la alquimia de Aurelvar</w:t>
+      </w:r>
+      <w:r>
+        <w:t xml:space="preserve"> (dependencia mutua = parte del equilibrio).</w:t>
+      </w:r>
+    </w:p>
+    <w:p>
+      <w:pPr>
+        <w:spacing w:after="120" w:line="360" w:lineRule="auto"/>
+        <w:ind w:firstLine="432"/>
+        <w:jc w:val="both"/>
+      </w:pPr>
+      <w:r>
+        <w:t xml:space="preserve">  4. </w:t>
+      </w:r>
+      <w:r>
+        <w:rPr>
+          <w:b/>
+        </w:rPr>
+        <w:t>El equilibrio disuasorio explícito:</w:t>
+      </w:r>
+      <w:r>
+        <w:t xml:space="preserve"> ninguna puede crecer sin que las otras dos se alíen contra ella; por eso el </w:t>
+      </w:r>
+      <w:r>
+        <w:rPr>
+          <w:b/>
+        </w:rPr>
+        <w:t>rey</w:t>
+      </w:r>
+      <w:r>
+        <w:t xml:space="preserve"> es el único blanco común (matarlo no da ventaja inmediata a ninguna sobre las otras).</w:t>
+      </w:r>
+    </w:p>
+    <w:p>
+      <w:pPr>
+        <w:spacing w:after="120" w:line="360" w:lineRule="auto"/>
+        <w:ind w:firstLine="432"/>
+        <w:jc w:val="both"/>
+      </w:pPr>
+      <w:r>
+        <w:t xml:space="preserve">  5. </w:t>
+      </w:r>
+      <w:r>
+        <w:rPr>
+          <w:b/>
+        </w:rPr>
+        <w:t>La ironía:</w:t>
+      </w:r>
+      <w:r>
+        <w:t xml:space="preserve"> pactan el magnicidio (encubierto como accidente/caída) </w:t>
+      </w:r>
+      <w:r>
+        <w:rPr>
+          <w:b/>
+        </w:rPr>
+        <w:t>mientras cada una planea destrozar a las otras dos</w:t>
+      </w:r>
+      <w:r>
+        <w:t>. Cendrel cree que dirige; Dravon planea el Estado militar y traicionar a Cendrel; Aurelvar calcula a quién vender el momento y se guarda su alquimia. El complot nace ya envenenado.</w:t>
+      </w:r>
+    </w:p>
+    <w:p>
+      <w:pPr>
+        <w:spacing w:after="120" w:line="360" w:lineRule="auto"/>
+        <w:ind w:firstLine="432"/>
+        <w:jc w:val="both"/>
+      </w:pPr>
+      <w:r>
+        <w:t xml:space="preserve">- </w:t>
+      </w:r>
+      <w:r>
+        <w:rPr>
+          <w:b/>
+        </w:rPr>
+        <w:t>Corte:</w:t>
+      </w:r>
+      <w:r>
+        <w:t xml:space="preserve"> la trampa en marcha, el reloj corriendo hacia el Cap. 3; la sensación de que la muerte del rey no resolverá nada — la </w:t>
+      </w:r>
+      <w:r>
+        <w:rPr>
+          <w:b/>
+        </w:rPr>
+        <w:t>desatará</w:t>
+      </w:r>
+      <w:r>
+        <w:t>.</w:t>
+      </w:r>
+    </w:p>
+    <w:p>
+      <w:pPr>
+        <w:spacing w:after="120" w:line="360" w:lineRule="auto"/>
+        <w:ind w:firstLine="432"/>
+        <w:jc w:val="both"/>
+      </w:pPr>
+      <w:r>
+        <w:t xml:space="preserve">- </w:t>
+      </w:r>
+      <w:r>
+        <w:rPr>
+          <w:b/>
+        </w:rPr>
+        <w:t>Siembra:</w:t>
+      </w:r>
+      <w:r>
+        <w:t xml:space="preserve"> los tres ases (alquimia de la ceniza, Corte Dorada comprada, información/legitimidad); el alquimista-anomalía; la guerra de las tres contra las tres (Acto II); la sospecha de Cendrel sobre el preso (§5/§9).</w:t>
+      </w:r>
+    </w:p>
+    <w:p>
+      <w:pPr>
+        <w:spacing w:after="120" w:line="360" w:lineRule="auto"/>
+        <w:ind w:firstLine="432"/>
+        <w:jc w:val="both"/>
+      </w:pPr>
+      <w:r>
+        <w:t>### POV 6 — MAGNUS · «la runa y el padre»</w:t>
+      </w:r>
+    </w:p>
+    <w:p>
+      <w:pPr>
+        <w:spacing w:after="120" w:line="360" w:lineRule="auto"/>
+        <w:ind w:firstLine="432"/>
+        <w:jc w:val="both"/>
+      </w:pPr>
+      <w:r>
+        <w:t xml:space="preserve">- </w:t>
+      </w:r>
+      <w:r>
+        <w:rPr>
+          <w:b/>
+        </w:rPr>
+        <w:t>Objetivo del POV:</w:t>
+      </w:r>
+      <w:r>
         <w:t xml:space="preserve"> comprender y tallar la runa; vivir la </w:t>
       </w:r>
       <w:r>
@@ -1892,7 +2312,7 @@
         <w:jc w:val="both"/>
       </w:pPr>
       <w:r>
-        <w:t>### POV 6 — SETH · «el nombre»</w:t>
+        <w:t>### POV 7 — SETH · «el nombre»</w:t>
       </w:r>
     </w:p>
     <w:p>
